--- a/backend/data/T0/Word匯出/T0_word_export.docx
+++ b/backend/data/T0/Word匯出/T0_word_export.docx
@@ -195,22 +195,12 @@
                 <w:rFonts w:ascii="DFKai-SB" w:cs="DFKai-SB" w:eastAsia="DFKai-SB" w:hAnsi="DFKai-SB"/>
                 <w:rtl w:val="0"/>
               </w:rPr>
-            </w:r>
-            <w:r>
-              <w:rPr>
-                <w:rtl w:val="0"/>
-              </w:rPr>
-            </w:r>
-            <w:r>
-              <w:rPr>
-                <w:color w:val="FF0000"/>
-              </w:rPr>
-            </w:r>
-            <w:r>
-              <w:rPr>
-                <w:color w:val="FF0000"/>
-              </w:rPr>
-              <w:t>{{組別}}</w:t>
+              <w:t>活動組</w:t>
+            </w:r>
+            <w:r>
+              <w:rPr>
+                <w:rtl w:val="0"/>
+              </w:rPr>
             </w:r>
           </w:p>
         </w:tc>
@@ -270,17 +260,12 @@
                 <w:rFonts w:ascii="DFKai-SB" w:cs="DFKai-SB" w:eastAsia="DFKai-SB" w:hAnsi="DFKai-SB"/>
                 <w:rtl w:val="0"/>
               </w:rPr>
-            </w:r>
-            <w:r>
-              <w:rPr>
-                <w:rtl w:val="0"/>
-              </w:rPr>
-            </w:r>
-            <w:r>
-              <w:rPr>
-                <w:color w:val="FF0000"/>
-              </w:rPr>
-              <w:t>{{組長}}</w:t>
+              <w:t>黃湘紜</w:t>
+            </w:r>
+            <w:r>
+              <w:rPr>
+                <w:rtl w:val="0"/>
+              </w:rPr>
             </w:r>
           </w:p>
         </w:tc>
@@ -422,22 +407,12 @@
                 <w:rFonts w:ascii="DFKai-SB" w:cs="DFKai-SB" w:eastAsia="DFKai-SB" w:hAnsi="DFKai-SB"/>
                 <w:rtl w:val="0"/>
               </w:rPr>
-            </w:r>
-            <w:r>
-              <w:rPr>
-                <w:rtl w:val="0"/>
-              </w:rPr>
-            </w:r>
-            <w:r>
-              <w:rPr>
-                <w:color w:val="FF0000"/>
-              </w:rPr>
-            </w:r>
-            <w:r>
-              <w:rPr>
-                <w:color w:val="FF0000"/>
-              </w:rPr>
-              <w:t>{{活動總召}}</w:t>
+              <w:t>黃湘紜</w:t>
+            </w:r>
+            <w:r>
+              <w:rPr>
+                <w:rtl w:val="0"/>
+              </w:rPr>
             </w:r>
           </w:p>
         </w:tc>
@@ -570,27 +545,7 @@
                 <w:rFonts w:ascii="DFKai-SB" w:cs="DFKai-SB" w:eastAsia="DFKai-SB" w:hAnsi="DFKai-SB"/>
                 <w:rtl w:val="0"/>
               </w:rPr>
-            </w:r>
-            <w:r>
-              <w:rPr>
-                <w:color w:val="FF0000"/>
-              </w:rPr>
-            </w:r>
-            <w:r>
-              <w:rPr>
-                <w:color w:val="FF0000"/>
-              </w:rPr>
-            </w:r>
-            <w:r>
-              <w:rPr>
-                <w:color w:val="FF0000"/>
-              </w:rPr>
-            </w:r>
-            <w:r>
-              <w:rPr>
-                <w:color w:val="FF0000"/>
-              </w:rPr>
-              <w:t>{{活動期間}}</w:t>
+              <w:t>2025-12-04T19:30 ~ 2025-12-04T21:30</w:t>
             </w:r>
           </w:p>
         </w:tc>
@@ -659,32 +614,12 @@
                 <w:rFonts w:ascii="DFKai-SB" w:cs="DFKai-SB" w:eastAsia="DFKai-SB" w:hAnsi="DFKai-SB"/>
                 <w:rtl w:val="0"/>
               </w:rPr>
-            </w:r>
-            <w:r>
-              <w:rPr>
-                <w:rtl w:val="0"/>
-              </w:rPr>
-            </w:r>
-            <w:r>
-              <w:rPr>
-                <w:color w:val="FF0000"/>
-              </w:rPr>
-            </w:r>
-            <w:r>
-              <w:rPr>
-                <w:color w:val="FF0000"/>
-              </w:rPr>
-            </w:r>
-            <w:r>
-              <w:rPr>
-                <w:color w:val="FF0000"/>
-              </w:rPr>
-            </w:r>
-            <w:r>
-              <w:rPr>
-                <w:color w:val="FF0000"/>
-              </w:rPr>
-              <w:t>{{活動地點}}</w:t>
+              <w:t>教育大樓1504教室</w:t>
+            </w:r>
+            <w:r>
+              <w:rPr>
+                <w:rtl w:val="0"/>
+              </w:rPr>
             </w:r>
           </w:p>
         </w:tc>
@@ -753,120 +688,40 @@
                 <w:rFonts w:ascii="DFKai-SB" w:cs="DFKai-SB" w:eastAsia="DFKai-SB" w:hAnsi="DFKai-SB"/>
                 <w:rtl w:val="0"/>
               </w:rPr>
-            </w:r>
-            <w:r>
-              <w:rPr>
-                <w:rFonts w:ascii="DFKai-SB" w:cs="DFKai-SB" w:eastAsia="DFKai-SB" w:hAnsi="DFKai-SB"/>
-                <w:color w:val="000000"/>
-                <w:rtl w:val="0"/>
-              </w:rPr>
-            </w:r>
-            <w:r>
-              <w:rPr>
-                <w:rFonts w:ascii="DFKai-SB" w:cs="DFKai-SB" w:eastAsia="DFKai-SB" w:hAnsi="DFKai-SB"/>
-                <w:rtl w:val="0"/>
-              </w:rPr>
-            </w:r>
-            <w:r>
-              <w:rPr>
-                <w:rFonts w:ascii="DFKai-SB" w:cs="DFKai-SB" w:eastAsia="DFKai-SB" w:hAnsi="DFKai-SB"/>
-                <w:color w:val="000000"/>
-                <w:rtl w:val="0"/>
-              </w:rPr>
-            </w:r>
-            <w:r>
-              <w:rPr>
-                <w:rFonts w:ascii="DFKai-SB" w:cs="DFKai-SB" w:eastAsia="DFKai-SB" w:hAnsi="DFKai-SB"/>
-                <w:rtl w:val="0"/>
-              </w:rPr>
-            </w:r>
-            <w:r>
-              <w:rPr>
-                <w:rFonts w:ascii="DFKai-SB" w:cs="DFKai-SB" w:eastAsia="DFKai-SB" w:hAnsi="DFKai-SB"/>
-                <w:color w:val="000000"/>
-                <w:rtl w:val="0"/>
-              </w:rPr>
-            </w:r>
-            <w:r>
-              <w:rPr>
-                <w:color w:val="FF0000"/>
-              </w:rPr>
-            </w:r>
-            <w:r/>
-            <w:r>
-              <w:rPr>
-                <w:color w:val="FF0000"/>
-              </w:rPr>
-            </w:r>
-            <w:r/>
-            <w:r>
-              <w:rPr>
-                <w:color w:val="FF0000"/>
-              </w:rPr>
-            </w:r>
-            <w:r/>
-            <w:r>
-              <w:rPr>
-                <w:color w:val="FF0000"/>
-              </w:rPr>
-            </w:r>
-            <w:r/>
-            <w:r>
-              <w:rPr>
-                <w:color w:val="FF0000"/>
-              </w:rPr>
-            </w:r>
-            <w:r/>
-            <w:r>
-              <w:rPr>
-                <w:color w:val="FF0000"/>
-              </w:rPr>
-            </w:r>
-            <w:r/>
-            <w:r>
-              <w:rPr>
-                <w:color w:val="FF0000"/>
-              </w:rPr>
-            </w:r>
-            <w:r/>
-            <w:r>
-              <w:rPr>
-                <w:color w:val="FF0000"/>
-              </w:rPr>
-            </w:r>
-            <w:r/>
-            <w:r>
-              <w:rPr>
-                <w:color w:val="FF0000"/>
-              </w:rPr>
-            </w:r>
-            <w:r/>
-            <w:r>
-              <w:rPr>
-                <w:color w:val="FF0000"/>
-              </w:rPr>
-              <w:t>{{總人數}}</w:t>
-            </w:r>
-            <w:r>
-              <w:t>人(老師：</w:t>
-            </w:r>
-            <w:r>
-              <w:rPr>
-                <w:color w:val="FF0000"/>
-              </w:rPr>
-              <w:t>{{老師人數}}</w:t>
-            </w:r>
-            <w:r>
-              <w:t>人/學生：</w:t>
-            </w:r>
-            <w:r>
-              <w:rPr>
-                <w:color w:val="FF0000"/>
-              </w:rPr>
-              <w:t>{{學生人數}}</w:t>
-            </w:r>
-            <w:r>
-              <w:t>人)</w:t>
+              <w:t>21人(老師：0人/學生：21人)</w:t>
+            </w:r>
+            <w:r>
+              <w:rPr>
+                <w:rFonts w:ascii="DFKai-SB" w:cs="DFKai-SB" w:eastAsia="DFKai-SB" w:hAnsi="DFKai-SB"/>
+                <w:color w:val="000000"/>
+                <w:rtl w:val="0"/>
+              </w:rPr>
+            </w:r>
+            <w:r>
+              <w:rPr>
+                <w:rFonts w:ascii="DFKai-SB" w:cs="DFKai-SB" w:eastAsia="DFKai-SB" w:hAnsi="DFKai-SB"/>
+                <w:rtl w:val="0"/>
+              </w:rPr>
+            </w:r>
+            <w:r>
+              <w:rPr>
+                <w:rFonts w:ascii="DFKai-SB" w:cs="DFKai-SB" w:eastAsia="DFKai-SB" w:hAnsi="DFKai-SB"/>
+                <w:color w:val="000000"/>
+                <w:rtl w:val="0"/>
+              </w:rPr>
+            </w:r>
+            <w:r>
+              <w:rPr>
+                <w:rFonts w:ascii="DFKai-SB" w:cs="DFKai-SB" w:eastAsia="DFKai-SB" w:hAnsi="DFKai-SB"/>
+                <w:rtl w:val="0"/>
+              </w:rPr>
+            </w:r>
+            <w:r>
+              <w:rPr>
+                <w:rFonts w:ascii="DFKai-SB" w:cs="DFKai-SB" w:eastAsia="DFKai-SB" w:hAnsi="DFKai-SB"/>
+                <w:color w:val="000000"/>
+                <w:rtl w:val="0"/>
+              </w:rPr>
             </w:r>
           </w:p>
         </w:tc>
@@ -1030,31 +885,17 @@
               <w:right w:color="000000" w:space="0" w:sz="4" w:val="single"/>
             </w:tcBorders>
             <w:shd w:fill="auto" w:val="clear"/>
-            <w:vAlign w:val="bottom"/>
-          </w:tcPr>
-          <w:p>
-            <w:pPr>
-              <w:widowControl w:val="1"/>
-              <w:spacing w:after="0" w:line="240" w:lineRule="auto"/>
-              <w:jc w:val="center"/>
-              <w:rPr>
-                <w:rFonts w:ascii="DFKai-SB" w:cs="DFKai-SB" w:eastAsia="DFKai-SB" w:hAnsi="DFKai-SB"/>
-              </w:rPr>
-            </w:pPr>
-            <w:r>
-              <w:rPr>
-                <w:rFonts w:ascii="DFKai-SB" w:cs="DFKai-SB" w:eastAsia="DFKai-SB" w:hAnsi="DFKai-SB"/>
-                <w:rtl w:val="0"/>
-              </w:rPr>
-            </w:r>
-            <w:r>
-              <w:rPr>
-                <w:color w:val="FF0000"/>
-              </w:rPr>
-              <w:t>{{預算經費列}}</w:t>
-            </w:r>
-            <w:r>
-              <w:t xml:space="preserve"> </w:t>
+            <w:vAlign w:val="center"/>
+          </w:tcPr>
+          <w:p>
+            <w:pPr>
+              <w:jc w:val="center"/>
+            </w:pPr>
+            <w:r>
+              <w:rPr>
+                <w:rFonts w:ascii="標楷體" w:hAnsi="標楷體" w:eastAsia="標楷體"/>
+              </w:rPr>
+              <w:t>社團預算</w:t>
             </w:r>
           </w:p>
         </w:tc>
@@ -1067,21 +908,17 @@
               <w:right w:color="000000" w:space="0" w:sz="4" w:val="single"/>
             </w:tcBorders>
             <w:shd w:fill="auto" w:val="clear"/>
-            <w:vAlign w:val="bottom"/>
-          </w:tcPr>
-          <w:p>
-            <w:pPr>
-              <w:widowControl w:val="1"/>
-              <w:spacing w:after="0" w:line="240" w:lineRule="auto"/>
-              <w:jc w:val="center"/>
-              <w:rPr>
-                <w:rFonts w:ascii="DFKai-SB" w:cs="DFKai-SB" w:eastAsia="DFKai-SB" w:hAnsi="DFKai-SB"/>
-              </w:rPr>
-            </w:pPr>
-            <w:r>
-              <w:rPr>
-                <w:rtl w:val="0"/>
-              </w:rPr>
+            <w:vAlign w:val="center"/>
+          </w:tcPr>
+          <w:p>
+            <w:pPr>
+              <w:jc w:val="center"/>
+            </w:pPr>
+            <w:r>
+              <w:rPr>
+                <w:rFonts w:ascii="標楷體" w:hAnsi="標楷體" w:eastAsia="標楷體"/>
+              </w:rPr>
+              <w:t>1000</w:t>
             </w:r>
           </w:p>
         </w:tc>
@@ -1095,20 +932,17 @@
               <w:right w:color="000000" w:space="0" w:sz="4" w:val="single"/>
             </w:tcBorders>
             <w:shd w:fill="auto" w:val="clear"/>
-            <w:vAlign w:val="bottom"/>
-          </w:tcPr>
-          <w:p>
-            <w:pPr>
-              <w:widowControl w:val="1"/>
-              <w:spacing w:after="0" w:line="240" w:lineRule="auto"/>
-              <w:rPr>
-                <w:rFonts w:ascii="DFKai-SB" w:cs="DFKai-SB" w:eastAsia="DFKai-SB" w:hAnsi="DFKai-SB"/>
-              </w:rPr>
-            </w:pPr>
-            <w:r>
-              <w:rPr>
-                <w:rtl w:val="0"/>
-              </w:rPr>
+            <w:vAlign w:val="center"/>
+          </w:tcPr>
+          <w:p>
+            <w:pPr>
+              <w:jc w:val="center"/>
+            </w:pPr>
+            <w:r>
+              <w:rPr>
+                <w:rFonts w:ascii="標楷體" w:hAnsi="標楷體" w:eastAsia="標楷體"/>
+              </w:rPr>
+              <w:t>Approved</w:t>
             </w:r>
           </w:p>
         </w:tc>
@@ -1173,12 +1007,7 @@
                 <w:rFonts w:ascii="DFKai-SB" w:cs="DFKai-SB" w:eastAsia="DFKai-SB" w:hAnsi="DFKai-SB"/>
                 <w:rtl w:val="0"/>
               </w:rPr>
-            </w:r>
-            <w:r>
-              <w:rPr>
-                <w:color w:val="FF0000"/>
-              </w:rPr>
-              <w:t>{{預算總額}}</w:t>
+              <w:t>1000</w:t>
             </w:r>
           </w:p>
         </w:tc>
@@ -1430,149 +1259,107 @@
               <w:right w:color="000000" w:space="0" w:sz="4" w:val="single"/>
             </w:tcBorders>
             <w:shd w:fill="auto" w:val="clear"/>
-            <w:vAlign w:val="bottom"/>
-          </w:tcPr>
-          <w:p>
-            <w:pPr>
-              <w:widowControl w:val="1"/>
-              <w:spacing w:after="0" w:line="240" w:lineRule="auto"/>
-              <w:jc w:val="center"/>
-              <w:rPr>
-                <w:rFonts w:ascii="DFKai-SB" w:cs="DFKai-SB" w:eastAsia="DFKai-SB" w:hAnsi="DFKai-SB"/>
-                <w:color w:val="000000"/>
-              </w:rPr>
-            </w:pPr>
-            <w:r>
-              <w:rPr>
-                <w:rFonts w:ascii="DFKai-SB" w:cs="DFKai-SB" w:eastAsia="DFKai-SB" w:hAnsi="DFKai-SB"/>
-                <w:rtl w:val="0"/>
-              </w:rPr>
-            </w:r>
-            <w:r>
-              <w:rPr>
-                <w:rtl w:val="0"/>
-              </w:rPr>
-            </w:r>
-            <w:r>
-              <w:rPr>
-                <w:color w:val="FF0000"/>
-              </w:rPr>
-              <w:t>{{預算支出列}}</w:t>
-            </w:r>
-          </w:p>
-        </w:tc>
-        <w:tc>
-          <w:tcPr>
-            <w:tcBorders>
-              <w:top w:color="000000" w:space="0" w:sz="0" w:val="nil"/>
-              <w:left w:color="000000" w:space="0" w:sz="0" w:val="nil"/>
-              <w:bottom w:color="000000" w:space="0" w:sz="4" w:val="single"/>
-              <w:right w:color="000000" w:space="0" w:sz="4" w:val="single"/>
-            </w:tcBorders>
-            <w:shd w:fill="auto" w:val="clear"/>
-            <w:vAlign w:val="bottom"/>
-          </w:tcPr>
-          <w:p>
-            <w:pPr>
-              <w:widowControl w:val="1"/>
-              <w:spacing w:after="0" w:before="0" w:line="240" w:lineRule="auto"/>
-              <w:ind w:left="0" w:firstLine="0"/>
-              <w:jc w:val="center"/>
-              <w:rPr>
-                <w:rFonts w:ascii="DFKai-SB" w:cs="DFKai-SB" w:eastAsia="DFKai-SB" w:hAnsi="DFKai-SB"/>
-                <w:color w:val="000000"/>
-              </w:rPr>
-            </w:pPr>
-            <w:r>
-              <w:rPr>
-                <w:rtl w:val="0"/>
-              </w:rPr>
-            </w:r>
-          </w:p>
-        </w:tc>
-        <w:tc>
-          <w:tcPr>
-            <w:tcBorders>
-              <w:top w:color="000000" w:space="0" w:sz="0" w:val="nil"/>
-              <w:left w:color="000000" w:space="0" w:sz="0" w:val="nil"/>
-              <w:bottom w:color="000000" w:space="0" w:sz="4" w:val="single"/>
-              <w:right w:color="000000" w:space="0" w:sz="4" w:val="single"/>
-            </w:tcBorders>
-            <w:shd w:fill="auto" w:val="clear"/>
-            <w:vAlign w:val="bottom"/>
-          </w:tcPr>
-          <w:p>
-            <w:pPr>
-              <w:widowControl w:val="1"/>
-              <w:spacing w:after="0" w:before="0" w:line="240" w:lineRule="auto"/>
-              <w:ind w:left="0" w:firstLine="0"/>
-              <w:jc w:val="center"/>
-              <w:rPr>
-                <w:rFonts w:ascii="DFKai-SB" w:cs="DFKai-SB" w:eastAsia="DFKai-SB" w:hAnsi="DFKai-SB"/>
-                <w:color w:val="000000"/>
-              </w:rPr>
-            </w:pPr>
-            <w:r>
-              <w:rPr>
-                <w:rtl w:val="0"/>
-              </w:rPr>
-            </w:r>
-          </w:p>
-        </w:tc>
-        <w:tc>
-          <w:tcPr>
-            <w:tcBorders>
-              <w:top w:color="000000" w:space="0" w:sz="0" w:val="nil"/>
-              <w:left w:color="000000" w:space="0" w:sz="0" w:val="nil"/>
-              <w:bottom w:color="000000" w:space="0" w:sz="4" w:val="single"/>
-              <w:right w:color="000000" w:space="0" w:sz="4" w:val="single"/>
-            </w:tcBorders>
-            <w:shd w:fill="auto" w:val="clear"/>
-            <w:vAlign w:val="bottom"/>
-          </w:tcPr>
-          <w:p>
-            <w:pPr>
-              <w:widowControl w:val="1"/>
-              <w:spacing w:after="0" w:before="0" w:line="240" w:lineRule="auto"/>
-              <w:ind w:left="0" w:firstLine="0"/>
-              <w:jc w:val="center"/>
-              <w:rPr>
-                <w:rFonts w:ascii="DFKai-SB" w:cs="DFKai-SB" w:eastAsia="DFKai-SB" w:hAnsi="DFKai-SB"/>
-                <w:color w:val="000000"/>
-              </w:rPr>
-            </w:pPr>
-            <w:r>
-              <w:rPr>
-                <w:rtl w:val="0"/>
-              </w:rPr>
-            </w:r>
-          </w:p>
-        </w:tc>
-        <w:tc>
-          <w:tcPr>
-            <w:tcBorders>
-              <w:top w:color="000000" w:space="0" w:sz="0" w:val="nil"/>
-              <w:left w:color="000000" w:space="0" w:sz="0" w:val="nil"/>
-              <w:bottom w:color="000000" w:space="0" w:sz="4" w:val="single"/>
-              <w:right w:color="000000" w:space="0" w:sz="4" w:val="single"/>
-            </w:tcBorders>
-            <w:shd w:fill="auto" w:val="clear"/>
-            <w:vAlign w:val="bottom"/>
-          </w:tcPr>
-          <w:p>
-            <w:pPr>
-              <w:widowControl w:val="1"/>
-              <w:spacing w:after="0" w:before="0" w:line="240" w:lineRule="auto"/>
-              <w:ind w:left="0" w:firstLine="0"/>
-              <w:jc w:val="center"/>
-              <w:rPr>
-                <w:rFonts w:ascii="DFKai-SB" w:cs="DFKai-SB" w:eastAsia="DFKai-SB" w:hAnsi="DFKai-SB"/>
-                <w:color w:val="000000"/>
-              </w:rPr>
-            </w:pPr>
-            <w:r>
-              <w:rPr>
-                <w:rtl w:val="0"/>
+            <w:vAlign w:val="center"/>
+          </w:tcPr>
+          <w:p>
+            <w:pPr>
+              <w:jc w:val="center"/>
+            </w:pPr>
+            <w:r>
+              <w:rPr>
+                <w:rFonts w:ascii="標楷體" w:hAnsi="標楷體" w:eastAsia="標楷體"/>
+              </w:rPr>
+              <w:t>茶水費</w:t>
+            </w:r>
+          </w:p>
+        </w:tc>
+        <w:tc>
+          <w:tcPr>
+            <w:tcBorders>
+              <w:top w:color="000000" w:space="0" w:sz="0" w:val="nil"/>
+              <w:left w:color="000000" w:space="0" w:sz="0" w:val="nil"/>
+              <w:bottom w:color="000000" w:space="0" w:sz="4" w:val="single"/>
+              <w:right w:color="000000" w:space="0" w:sz="4" w:val="single"/>
+            </w:tcBorders>
+            <w:shd w:fill="auto" w:val="clear"/>
+            <w:vAlign w:val="center"/>
+          </w:tcPr>
+          <w:p>
+            <w:pPr>
+              <w:jc w:val="center"/>
+            </w:pPr>
+            <w:r>
+              <w:rPr>
+                <w:rFonts w:ascii="標楷體" w:hAnsi="標楷體" w:eastAsia="標楷體"/>
+              </w:rPr>
+              <w:t>2</w:t>
+            </w:r>
+          </w:p>
+        </w:tc>
+        <w:tc>
+          <w:tcPr>
+            <w:tcBorders>
+              <w:top w:color="000000" w:space="0" w:sz="0" w:val="nil"/>
+              <w:left w:color="000000" w:space="0" w:sz="0" w:val="nil"/>
+              <w:bottom w:color="000000" w:space="0" w:sz="4" w:val="single"/>
+              <w:right w:color="000000" w:space="0" w:sz="4" w:val="single"/>
+            </w:tcBorders>
+            <w:shd w:fill="auto" w:val="clear"/>
+            <w:vAlign w:val="center"/>
+          </w:tcPr>
+          <w:p>
+            <w:pPr>
+              <w:jc w:val="center"/>
+            </w:pPr>
+            <w:r>
+              <w:rPr>
+                <w:rFonts w:ascii="標楷體" w:hAnsi="標楷體" w:eastAsia="標楷體"/>
+              </w:rPr>
+              <w:t>100</w:t>
+            </w:r>
+          </w:p>
+        </w:tc>
+        <w:tc>
+          <w:tcPr>
+            <w:tcBorders>
+              <w:top w:color="000000" w:space="0" w:sz="0" w:val="nil"/>
+              <w:left w:color="000000" w:space="0" w:sz="0" w:val="nil"/>
+              <w:bottom w:color="000000" w:space="0" w:sz="4" w:val="single"/>
+              <w:right w:color="000000" w:space="0" w:sz="4" w:val="single"/>
+            </w:tcBorders>
+            <w:shd w:fill="auto" w:val="clear"/>
+            <w:vAlign w:val="center"/>
+          </w:tcPr>
+          <w:p>
+            <w:pPr>
+              <w:jc w:val="center"/>
+            </w:pPr>
+            <w:r>
+              <w:rPr>
+                <w:rFonts w:ascii="標楷體" w:hAnsi="標楷體" w:eastAsia="標楷體"/>
+              </w:rPr>
+              <w:t>200</w:t>
+            </w:r>
+          </w:p>
+        </w:tc>
+        <w:tc>
+          <w:tcPr>
+            <w:tcBorders>
+              <w:top w:color="000000" w:space="0" w:sz="0" w:val="nil"/>
+              <w:left w:color="000000" w:space="0" w:sz="0" w:val="nil"/>
+              <w:bottom w:color="000000" w:space="0" w:sz="4" w:val="single"/>
+              <w:right w:color="000000" w:space="0" w:sz="4" w:val="single"/>
+            </w:tcBorders>
+            <w:shd w:fill="auto" w:val="clear"/>
+            <w:vAlign w:val="center"/>
+          </w:tcPr>
+          <w:p>
+            <w:pPr>
+              <w:jc w:val="center"/>
+            </w:pPr>
+            <w:r>
+              <w:rPr>
+                <w:rFonts w:ascii="標楷體" w:hAnsi="標楷體" w:eastAsia="標楷體"/>
               </w:rPr>
             </w:r>
           </w:p>
@@ -1593,113 +1380,107 @@
               <w:right w:color="000000" w:space="0" w:sz="4" w:val="single"/>
             </w:tcBorders>
             <w:shd w:fill="auto" w:val="clear"/>
-            <w:vAlign w:val="bottom"/>
-          </w:tcPr>
-          <w:p>
-            <w:pPr>
-              <w:widowControl w:val="1"/>
-              <w:spacing w:after="0" w:line="240" w:lineRule="auto"/>
-              <w:jc w:val="center"/>
-              <w:rPr>
-                <w:rFonts w:ascii="DFKai-SB" w:cs="DFKai-SB" w:eastAsia="DFKai-SB" w:hAnsi="DFKai-SB"/>
-              </w:rPr>
-            </w:pPr>
-            <w:r>
-              <w:rPr>
-                <w:rFonts w:ascii="DFKai-SB" w:cs="DFKai-SB" w:eastAsia="DFKai-SB" w:hAnsi="DFKai-SB"/>
-                <w:rtl w:val="0"/>
-              </w:rPr>
-              <w:t xml:space="preserve">合計</w:t>
-            </w:r>
-          </w:p>
-        </w:tc>
-        <w:tc>
-          <w:tcPr>
-            <w:gridSpan w:val="2"/>
-            <w:tcBorders>
-              <w:top w:color="000000" w:space="0" w:sz="0" w:val="nil"/>
-              <w:left w:color="000000" w:space="0" w:sz="0" w:val="nil"/>
-              <w:bottom w:color="000000" w:space="0" w:sz="4" w:val="single"/>
-              <w:right w:color="000000" w:space="0" w:sz="4" w:val="single"/>
-            </w:tcBorders>
-            <w:shd w:fill="auto" w:val="clear"/>
-            <w:vAlign w:val="bottom"/>
-          </w:tcPr>
-          <w:p>
-            <w:pPr>
-              <w:widowControl w:val="1"/>
-              <w:spacing w:after="0" w:before="0" w:line="240" w:lineRule="auto"/>
-              <w:ind w:left="0" w:firstLine="0"/>
-              <w:jc w:val="center"/>
-              <w:rPr>
-                <w:rFonts w:ascii="DFKai-SB" w:cs="DFKai-SB" w:eastAsia="DFKai-SB" w:hAnsi="DFKai-SB"/>
-              </w:rPr>
-            </w:pPr>
-            <w:r>
-              <w:rPr>
-                <w:rtl w:val="0"/>
-              </w:rPr>
-            </w:r>
-          </w:p>
-        </w:tc>
-        <w:tc>
-          <w:tcPr>
-            <w:tcBorders>
-              <w:top w:color="000000" w:space="0" w:sz="0" w:val="nil"/>
-              <w:left w:color="000000" w:space="0" w:sz="0" w:val="nil"/>
-              <w:bottom w:color="000000" w:space="0" w:sz="4" w:val="single"/>
-              <w:right w:color="000000" w:space="0" w:sz="4" w:val="single"/>
-            </w:tcBorders>
-            <w:shd w:fill="auto" w:val="clear"/>
-            <w:vAlign w:val="bottom"/>
-          </w:tcPr>
-          <w:p>
-            <w:pPr>
-              <w:widowControl w:val="1"/>
-              <w:spacing w:after="0" w:line="240" w:lineRule="auto"/>
-              <w:jc w:val="center"/>
-              <w:rPr>
-                <w:rFonts w:ascii="DFKai-SB" w:cs="DFKai-SB" w:eastAsia="DFKai-SB" w:hAnsi="DFKai-SB"/>
-              </w:rPr>
-            </w:pPr>
-            <w:r>
-              <w:rPr>
-                <w:rFonts w:ascii="DFKai-SB" w:cs="DFKai-SB" w:eastAsia="DFKai-SB" w:hAnsi="DFKai-SB"/>
-                <w:rtl w:val="0"/>
-              </w:rPr>
-            </w:r>
-            <w:r>
-              <w:rPr>
-                <w:color w:val="FF0000"/>
-              </w:rPr>
-              <w:t>{{預算_支出總計}}</w:t>
-            </w:r>
-          </w:p>
-        </w:tc>
-        <w:tc>
-          <w:tcPr>
-            <w:tcBorders>
-              <w:top w:color="000000" w:space="0" w:sz="0" w:val="nil"/>
-              <w:left w:color="000000" w:space="0" w:sz="0" w:val="nil"/>
-              <w:bottom w:color="000000" w:space="0" w:sz="4" w:val="single"/>
-              <w:right w:color="000000" w:space="0" w:sz="4" w:val="single"/>
-            </w:tcBorders>
-            <w:shd w:fill="auto" w:val="clear"/>
-            <w:vAlign w:val="bottom"/>
-          </w:tcPr>
-          <w:p>
-            <w:pPr>
-              <w:widowControl w:val="1"/>
-              <w:spacing w:after="0" w:before="0" w:line="240" w:lineRule="auto"/>
-              <w:ind w:left="0" w:firstLine="0"/>
-              <w:jc w:val="center"/>
-              <w:rPr>
-                <w:rFonts w:ascii="DFKai-SB" w:cs="DFKai-SB" w:eastAsia="DFKai-SB" w:hAnsi="DFKai-SB"/>
-              </w:rPr>
-            </w:pPr>
-            <w:r>
-              <w:rPr>
-                <w:rtl w:val="0"/>
+            <w:vAlign w:val="center"/>
+          </w:tcPr>
+          <w:p>
+            <w:pPr>
+              <w:jc w:val="center"/>
+            </w:pPr>
+            <w:r>
+              <w:rPr>
+                <w:rFonts w:ascii="標楷體" w:hAnsi="標楷體" w:eastAsia="標楷體"/>
+              </w:rPr>
+              <w:t>影印費</w:t>
+            </w:r>
+          </w:p>
+        </w:tc>
+        <w:tc>
+          <w:tcPr>
+            <w:tcBorders>
+              <w:top w:color="000000" w:space="0" w:sz="0" w:val="nil"/>
+              <w:left w:color="000000" w:space="0" w:sz="0" w:val="nil"/>
+              <w:bottom w:color="000000" w:space="0" w:sz="4" w:val="single"/>
+              <w:right w:color="000000" w:space="0" w:sz="4" w:val="single"/>
+            </w:tcBorders>
+            <w:shd w:fill="auto" w:val="clear"/>
+            <w:vAlign w:val="center"/>
+          </w:tcPr>
+          <w:p>
+            <w:pPr>
+              <w:jc w:val="center"/>
+            </w:pPr>
+            <w:r>
+              <w:rPr>
+                <w:rFonts w:ascii="標楷體" w:hAnsi="標楷體" w:eastAsia="標楷體"/>
+              </w:rPr>
+              <w:t>1</w:t>
+            </w:r>
+          </w:p>
+        </w:tc>
+        <w:tc>
+          <w:tcPr>
+            <w:tcBorders>
+              <w:top w:color="000000" w:space="0" w:sz="0" w:val="nil"/>
+              <w:left w:color="000000" w:space="0" w:sz="0" w:val="nil"/>
+              <w:bottom w:color="000000" w:space="0" w:sz="4" w:val="single"/>
+              <w:right w:color="000000" w:space="0" w:sz="4" w:val="single"/>
+            </w:tcBorders>
+            <w:shd w:fill="auto" w:val="clear"/>
+            <w:vAlign w:val="center"/>
+          </w:tcPr>
+          <w:p>
+            <w:pPr>
+              <w:jc w:val="center"/>
+            </w:pPr>
+            <w:r>
+              <w:rPr>
+                <w:rFonts w:ascii="標楷體" w:hAnsi="標楷體" w:eastAsia="標楷體"/>
+              </w:rPr>
+              <w:t>800</w:t>
+            </w:r>
+          </w:p>
+        </w:tc>
+        <w:tc>
+          <w:tcPr>
+            <w:tcBorders>
+              <w:top w:color="000000" w:space="0" w:sz="0" w:val="nil"/>
+              <w:left w:color="000000" w:space="0" w:sz="0" w:val="nil"/>
+              <w:bottom w:color="000000" w:space="0" w:sz="4" w:val="single"/>
+              <w:right w:color="000000" w:space="0" w:sz="4" w:val="single"/>
+            </w:tcBorders>
+            <w:shd w:fill="auto" w:val="clear"/>
+            <w:vAlign w:val="center"/>
+          </w:tcPr>
+          <w:p>
+            <w:pPr>
+              <w:jc w:val="center"/>
+            </w:pPr>
+            <w:r>
+              <w:rPr>
+                <w:rFonts w:ascii="標楷體" w:hAnsi="標楷體" w:eastAsia="標楷體"/>
+              </w:rPr>
+              <w:t>800</w:t>
+            </w:r>
+          </w:p>
+        </w:tc>
+        <w:tc>
+          <w:tcPr>
+            <w:tcBorders>
+              <w:top w:color="000000" w:space="0" w:sz="0" w:val="nil"/>
+              <w:left w:color="000000" w:space="0" w:sz="0" w:val="nil"/>
+              <w:bottom w:color="000000" w:space="0" w:sz="4" w:val="single"/>
+              <w:right w:color="000000" w:space="0" w:sz="4" w:val="single"/>
+            </w:tcBorders>
+            <w:shd w:fill="auto" w:val="clear"/>
+            <w:vAlign w:val="center"/>
+          </w:tcPr>
+          <w:p>
+            <w:pPr>
+              <w:jc w:val="center"/>
+            </w:pPr>
+            <w:r>
+              <w:rPr>
+                <w:rFonts w:ascii="標楷體" w:hAnsi="標楷體" w:eastAsia="標楷體"/>
               </w:rPr>
             </w:r>
           </w:p>
@@ -1713,9 +1494,8 @@
         </w:trPr>
         <w:tc>
           <w:tcPr>
-            <w:gridSpan w:val="5"/>
-            <w:tcBorders>
-              <w:top w:color="000000" w:space="0" w:sz="4" w:val="single"/>
+            <w:tcBorders>
+              <w:top w:color="000000" w:space="0" w:sz="0" w:val="nil"/>
               <w:left w:color="000000" w:space="0" w:sz="4" w:val="single"/>
               <w:bottom w:color="000000" w:space="0" w:sz="4" w:val="single"/>
               <w:right w:color="000000" w:space="0" w:sz="4" w:val="single"/>
@@ -1730,16 +1510,100 @@
               <w:jc w:val="center"/>
               <w:rPr>
                 <w:rFonts w:ascii="DFKai-SB" w:cs="DFKai-SB" w:eastAsia="DFKai-SB" w:hAnsi="DFKai-SB"/>
-                <w:color w:val="000000"/>
-              </w:rPr>
-            </w:pPr>
-            <w:r>
-              <w:rPr>
-                <w:rFonts w:ascii="DFKai-SB" w:cs="DFKai-SB" w:eastAsia="DFKai-SB" w:hAnsi="DFKai-SB"/>
-                <w:color w:val="000000"/>
-                <w:rtl w:val="0"/>
-              </w:rPr>
-              <w:t xml:space="preserve">三、擬請社團增加補助</w:t>
+              </w:rPr>
+            </w:pPr>
+            <w:r>
+              <w:rPr>
+                <w:rFonts w:ascii="DFKai-SB" w:cs="DFKai-SB" w:eastAsia="DFKai-SB" w:hAnsi="DFKai-SB"/>
+                <w:rtl w:val="0"/>
+              </w:rPr>
+              <w:t xml:space="preserve">合計</w:t>
+            </w:r>
+          </w:p>
+        </w:tc>
+        <w:tc>
+          <w:tcPr>
+            <w:gridSpan w:val="2"/>
+            <w:tcBorders>
+              <w:top w:color="000000" w:space="0" w:sz="0" w:val="nil"/>
+              <w:left w:color="000000" w:space="0" w:sz="0" w:val="nil"/>
+              <w:bottom w:color="000000" w:space="0" w:sz="4" w:val="single"/>
+              <w:right w:color="000000" w:space="0" w:sz="4" w:val="single"/>
+            </w:tcBorders>
+            <w:shd w:fill="auto" w:val="clear"/>
+            <w:vAlign w:val="bottom"/>
+          </w:tcPr>
+          <w:p>
+            <w:pPr>
+              <w:widowControl w:val="1"/>
+              <w:spacing w:after="0" w:before="0" w:line="240" w:lineRule="auto"/>
+              <w:ind w:left="0" w:firstLine="0"/>
+              <w:jc w:val="center"/>
+              <w:rPr>
+                <w:rFonts w:ascii="DFKai-SB" w:cs="DFKai-SB" w:eastAsia="DFKai-SB" w:hAnsi="DFKai-SB"/>
+              </w:rPr>
+            </w:pPr>
+            <w:r>
+              <w:rPr>
+                <w:rtl w:val="0"/>
+              </w:rPr>
+            </w:r>
+          </w:p>
+        </w:tc>
+        <w:tc>
+          <w:tcPr>
+            <w:tcBorders>
+              <w:top w:color="000000" w:space="0" w:sz="0" w:val="nil"/>
+              <w:left w:color="000000" w:space="0" w:sz="0" w:val="nil"/>
+              <w:bottom w:color="000000" w:space="0" w:sz="4" w:val="single"/>
+              <w:right w:color="000000" w:space="0" w:sz="4" w:val="single"/>
+            </w:tcBorders>
+            <w:shd w:fill="auto" w:val="clear"/>
+            <w:vAlign w:val="bottom"/>
+          </w:tcPr>
+          <w:p>
+            <w:pPr>
+              <w:widowControl w:val="1"/>
+              <w:spacing w:after="0" w:line="240" w:lineRule="auto"/>
+              <w:jc w:val="center"/>
+              <w:rPr>
+                <w:rFonts w:ascii="DFKai-SB" w:cs="DFKai-SB" w:eastAsia="DFKai-SB" w:hAnsi="DFKai-SB"/>
+              </w:rPr>
+            </w:pPr>
+            <w:r>
+              <w:rPr>
+                <w:rFonts w:ascii="DFKai-SB" w:cs="DFKai-SB" w:eastAsia="DFKai-SB" w:hAnsi="DFKai-SB"/>
+                <w:rtl w:val="0"/>
+              </w:rPr>
+              <w:t>1000</w:t>
+            </w:r>
+          </w:p>
+        </w:tc>
+        <w:tc>
+          <w:tcPr>
+            <w:tcBorders>
+              <w:top w:color="000000" w:space="0" w:sz="0" w:val="nil"/>
+              <w:left w:color="000000" w:space="0" w:sz="0" w:val="nil"/>
+              <w:bottom w:color="000000" w:space="0" w:sz="4" w:val="single"/>
+              <w:right w:color="000000" w:space="0" w:sz="4" w:val="single"/>
+            </w:tcBorders>
+            <w:shd w:fill="auto" w:val="clear"/>
+            <w:vAlign w:val="bottom"/>
+          </w:tcPr>
+          <w:p>
+            <w:pPr>
+              <w:widowControl w:val="1"/>
+              <w:spacing w:after="0" w:before="0" w:line="240" w:lineRule="auto"/>
+              <w:ind w:left="0" w:firstLine="0"/>
+              <w:jc w:val="center"/>
+              <w:rPr>
+                <w:rFonts w:ascii="DFKai-SB" w:cs="DFKai-SB" w:eastAsia="DFKai-SB" w:hAnsi="DFKai-SB"/>
+              </w:rPr>
+            </w:pPr>
+            <w:r>
+              <w:rPr>
+                <w:rtl w:val="0"/>
+              </w:rPr>
             </w:r>
           </w:p>
         </w:tc>
@@ -1752,8 +1616,9 @@
         </w:trPr>
         <w:tc>
           <w:tcPr>
-            <w:tcBorders>
-              <w:top w:color="000000" w:space="0" w:sz="0" w:val="nil"/>
+            <w:gridSpan w:val="5"/>
+            <w:tcBorders>
+              <w:top w:color="000000" w:space="0" w:sz="4" w:val="single"/>
               <w:left w:color="000000" w:space="0" w:sz="4" w:val="single"/>
               <w:bottom w:color="000000" w:space="0" w:sz="4" w:val="single"/>
               <w:right w:color="000000" w:space="0" w:sz="4" w:val="single"/>
@@ -1777,63 +1642,7 @@
                 <w:color w:val="000000"/>
                 <w:rtl w:val="0"/>
               </w:rPr>
-              <w:t xml:space="preserve">說明原因</w:t>
-            </w:r>
-          </w:p>
-        </w:tc>
-        <w:tc>
-          <w:tcPr>
-            <w:gridSpan w:val="4"/>
-            <w:tcBorders>
-              <w:top w:color="000000" w:space="0" w:sz="0" w:val="nil"/>
-              <w:left w:color="000000" w:space="0" w:sz="0" w:val="nil"/>
-              <w:bottom w:color="000000" w:space="0" w:sz="4" w:val="single"/>
-              <w:right w:color="000000" w:space="0" w:sz="4" w:val="single"/>
-            </w:tcBorders>
-            <w:shd w:fill="auto" w:val="clear"/>
-            <w:vAlign w:val="bottom"/>
-          </w:tcPr>
-          <w:p>
-            <w:pPr>
-              <w:widowControl w:val="1"/>
-              <w:spacing w:after="0" w:line="240" w:lineRule="auto"/>
-              <w:jc w:val="center"/>
-              <w:rPr>
-                <w:rFonts w:ascii="DFKai-SB" w:cs="DFKai-SB" w:eastAsia="DFKai-SB" w:hAnsi="DFKai-SB"/>
-                <w:color w:val="000000"/>
-              </w:rPr>
-            </w:pPr>
-            <w:r>
-              <w:rPr>
-                <w:rFonts w:ascii="DFKai-SB" w:cs="DFKai-SB" w:eastAsia="DFKai-SB" w:hAnsi="DFKai-SB"/>
-                <w:rtl w:val="0"/>
-              </w:rPr>
-            </w:r>
-            <w:r>
-              <w:rPr>
-                <w:rtl w:val="0"/>
-              </w:rPr>
-            </w:r>
-            <w:r>
-              <w:rPr>
-                <w:color w:val="FF0000"/>
-              </w:rPr>
-            </w:r>
-            <w:r>
-              <w:rPr>
-                <w:color w:val="FF0000"/>
-              </w:rPr>
-            </w:r>
-            <w:r>
-              <w:rPr>
-                <w:color w:val="FF0000"/>
-              </w:rPr>
-            </w:r>
-            <w:r>
-              <w:rPr>
-                <w:color w:val="FF0000"/>
-              </w:rPr>
-              <w:t>{{擬請補助_原因}}</w:t>
+              <w:t xml:space="preserve">三、擬請社團增加補助</w:t>
             </w:r>
           </w:p>
         </w:tc>
@@ -1871,6 +1680,80 @@
                 <w:color w:val="000000"/>
                 <w:rtl w:val="0"/>
               </w:rPr>
+              <w:t xml:space="preserve">說明原因</w:t>
+            </w:r>
+          </w:p>
+        </w:tc>
+        <w:tc>
+          <w:tcPr>
+            <w:gridSpan w:val="4"/>
+            <w:tcBorders>
+              <w:top w:color="000000" w:space="0" w:sz="0" w:val="nil"/>
+              <w:left w:color="000000" w:space="0" w:sz="0" w:val="nil"/>
+              <w:bottom w:color="000000" w:space="0" w:sz="4" w:val="single"/>
+              <w:right w:color="000000" w:space="0" w:sz="4" w:val="single"/>
+            </w:tcBorders>
+            <w:shd w:fill="auto" w:val="clear"/>
+            <w:vAlign w:val="bottom"/>
+          </w:tcPr>
+          <w:p>
+            <w:pPr>
+              <w:widowControl w:val="1"/>
+              <w:spacing w:after="0" w:line="240" w:lineRule="auto"/>
+              <w:jc w:val="center"/>
+              <w:rPr>
+                <w:rFonts w:ascii="DFKai-SB" w:cs="DFKai-SB" w:eastAsia="DFKai-SB" w:hAnsi="DFKai-SB"/>
+                <w:color w:val="000000"/>
+              </w:rPr>
+            </w:pPr>
+            <w:r>
+              <w:rPr>
+                <w:rFonts w:ascii="DFKai-SB" w:cs="DFKai-SB" w:eastAsia="DFKai-SB" w:hAnsi="DFKai-SB"/>
+                <w:rtl w:val="0"/>
+              </w:rPr>
+              <w:t>無</w:t>
+            </w:r>
+            <w:r>
+              <w:rPr>
+                <w:rtl w:val="0"/>
+              </w:rPr>
+            </w:r>
+          </w:p>
+        </w:tc>
+      </w:tr>
+      <w:tr>
+        <w:trPr>
+          <w:cantSplit w:val="0"/>
+          <w:trHeight w:val="300" w:hRule="atLeast"/>
+          <w:tblHeader w:val="0"/>
+        </w:trPr>
+        <w:tc>
+          <w:tcPr>
+            <w:tcBorders>
+              <w:top w:color="000000" w:space="0" w:sz="0" w:val="nil"/>
+              <w:left w:color="000000" w:space="0" w:sz="4" w:val="single"/>
+              <w:bottom w:color="000000" w:space="0" w:sz="4" w:val="single"/>
+              <w:right w:color="000000" w:space="0" w:sz="4" w:val="single"/>
+            </w:tcBorders>
+            <w:shd w:fill="auto" w:val="clear"/>
+            <w:vAlign w:val="bottom"/>
+          </w:tcPr>
+          <w:p>
+            <w:pPr>
+              <w:widowControl w:val="1"/>
+              <w:spacing w:after="0" w:line="240" w:lineRule="auto"/>
+              <w:jc w:val="center"/>
+              <w:rPr>
+                <w:rFonts w:ascii="DFKai-SB" w:cs="DFKai-SB" w:eastAsia="DFKai-SB" w:hAnsi="DFKai-SB"/>
+                <w:color w:val="000000"/>
+              </w:rPr>
+            </w:pPr>
+            <w:r>
+              <w:rPr>
+                <w:rFonts w:ascii="DFKai-SB" w:cs="DFKai-SB" w:eastAsia="DFKai-SB" w:hAnsi="DFKai-SB"/>
+                <w:color w:val="000000"/>
+                <w:rtl w:val="0"/>
+              </w:rPr>
               <w:t xml:space="preserve">處理方式</w:t>
             </w:r>
           </w:p>
@@ -1902,32 +1785,12 @@
                 <w:rFonts w:ascii="DFKai-SB" w:cs="DFKai-SB" w:eastAsia="DFKai-SB" w:hAnsi="DFKai-SB"/>
                 <w:rtl w:val="0"/>
               </w:rPr>
-            </w:r>
-            <w:r>
-              <w:rPr>
-                <w:rtl w:val="0"/>
-              </w:rPr>
-            </w:r>
-            <w:r>
-              <w:rPr>
-                <w:color w:val="FF0000"/>
-              </w:rPr>
-            </w:r>
-            <w:r>
-              <w:rPr>
-                <w:color w:val="FF0000"/>
-              </w:rPr>
-            </w:r>
-            <w:r>
-              <w:rPr>
-                <w:color w:val="FF0000"/>
-              </w:rPr>
-            </w:r>
-            <w:r>
-              <w:rPr>
-                <w:color w:val="FF0000"/>
-              </w:rPr>
-              <w:t>{{擬請補助_方式}}</w:t>
+              <w:t>無</w:t>
+            </w:r>
+            <w:r>
+              <w:rPr>
+                <w:rtl w:val="0"/>
+              </w:rPr>
             </w:r>
           </w:p>
         </w:tc>
@@ -2144,40 +2007,14 @@
                 <w:rFonts w:ascii="DFKai-SB" w:cs="DFKai-SB" w:eastAsia="DFKai-SB" w:hAnsi="DFKai-SB"/>
                 <w:rtl w:val="0"/>
               </w:rPr>
-            </w:r>
-            <w:r>
-              <w:rPr>
-                <w:rFonts w:ascii="DFKai-SB" w:cs="DFKai-SB" w:eastAsia="DFKai-SB" w:hAnsi="DFKai-SB"/>
-                <w:color w:val="000000"/>
-                <w:rtl w:val="0"/>
-              </w:rPr>
-            </w:r>
-            <w:r>
-              <w:rPr>
-                <w:color w:val="FF0000"/>
-              </w:rPr>
-            </w:r>
-            <w:r/>
-            <w:r>
-              <w:rPr>
-                <w:color w:val="FF0000"/>
-              </w:rPr>
-            </w:r>
-            <w:r/>
-            <w:r>
-              <w:rPr>
-                <w:color w:val="FF0000"/>
-              </w:rPr>
-            </w:r>
-            <w:r/>
-            <w:r>
-              <w:rPr>
-                <w:color w:val="FF0000"/>
-              </w:rPr>
-              <w:t>{{預算總額}}</w:t>
-            </w:r>
-            <w:r>
-              <w:t>元</w:t>
+              <w:t>1000元</w:t>
+            </w:r>
+            <w:r>
+              <w:rPr>
+                <w:rFonts w:ascii="DFKai-SB" w:cs="DFKai-SB" w:eastAsia="DFKai-SB" w:hAnsi="DFKai-SB"/>
+                <w:color w:val="000000"/>
+                <w:rtl w:val="0"/>
+              </w:rPr>
             </w:r>
           </w:p>
         </w:tc>
@@ -2437,15 +2274,7 @@
           <w:rFonts w:ascii="DFKai-SB" w:cs="DFKai-SB" w:eastAsia="DFKai-SB" w:hAnsi="DFKai-SB"/>
           <w:rtl w:val="0"/>
         </w:rPr>
-      </w:r>
-      <w:r>
-        <w:t>核備日期：</w:t>
-      </w:r>
-      <w:r>
-        <w:rPr>
-          <w:color w:val="FF0000"/>
-        </w:rPr>
-        <w:t>{{核備日期_預算}}</w:t>
+        <w:t>核備日期：115年2月1日</w:t>
       </w:r>
     </w:p>
     <w:p>
@@ -2659,22 +2488,12 @@
                 <w:rFonts w:ascii="DFKai-SB" w:cs="DFKai-SB" w:eastAsia="DFKai-SB" w:hAnsi="DFKai-SB"/>
                 <w:rtl w:val="0"/>
               </w:rPr>
-            </w:r>
-            <w:r>
-              <w:rPr>
-                <w:rtl w:val="0"/>
-              </w:rPr>
-            </w:r>
-            <w:r>
-              <w:rPr>
-                <w:color w:val="FF0000"/>
-              </w:rPr>
-            </w:r>
-            <w:r>
-              <w:rPr>
-                <w:color w:val="FF0000"/>
-              </w:rPr>
-              <w:t>{{組別}}</w:t>
+              <w:t>活動組</w:t>
+            </w:r>
+            <w:r>
+              <w:rPr>
+                <w:rtl w:val="0"/>
+              </w:rPr>
             </w:r>
           </w:p>
         </w:tc>
@@ -2735,22 +2554,12 @@
                 <w:rFonts w:ascii="DFKai-SB" w:cs="DFKai-SB" w:eastAsia="DFKai-SB" w:hAnsi="DFKai-SB"/>
                 <w:rtl w:val="0"/>
               </w:rPr>
-            </w:r>
-            <w:r>
-              <w:rPr>
-                <w:rtl w:val="0"/>
-              </w:rPr>
-            </w:r>
-            <w:r>
-              <w:rPr>
-                <w:color w:val="FF0000"/>
-              </w:rPr>
-            </w:r>
-            <w:r>
-              <w:rPr>
-                <w:color w:val="FF0000"/>
-              </w:rPr>
-              <w:t>{{組長}}</w:t>
+              <w:t>黃湘紜</w:t>
+            </w:r>
+            <w:r>
+              <w:rPr>
+                <w:rtl w:val="0"/>
+              </w:rPr>
             </w:r>
           </w:p>
         </w:tc>
@@ -2892,22 +2701,12 @@
                 <w:rFonts w:ascii="DFKai-SB" w:cs="DFKai-SB" w:eastAsia="DFKai-SB" w:hAnsi="DFKai-SB"/>
                 <w:rtl w:val="0"/>
               </w:rPr>
-            </w:r>
-            <w:r>
-              <w:rPr>
-                <w:rtl w:val="0"/>
-              </w:rPr>
-            </w:r>
-            <w:r>
-              <w:rPr>
-                <w:color w:val="FF0000"/>
-              </w:rPr>
-            </w:r>
-            <w:r>
-              <w:rPr>
-                <w:color w:val="FF0000"/>
-              </w:rPr>
-              <w:t>{{活動總召}}</w:t>
+              <w:t>黃湘紜</w:t>
+            </w:r>
+            <w:r>
+              <w:rPr>
+                <w:rtl w:val="0"/>
+              </w:rPr>
             </w:r>
           </w:p>
         </w:tc>
@@ -3042,37 +2841,12 @@
                 <w:rFonts w:ascii="DFKai-SB" w:cs="DFKai-SB" w:eastAsia="DFKai-SB" w:hAnsi="DFKai-SB"/>
                 <w:rtl w:val="0"/>
               </w:rPr>
-            </w:r>
-            <w:r>
-              <w:rPr>
-                <w:rtl w:val="0"/>
-              </w:rPr>
-            </w:r>
-            <w:r>
-              <w:rPr>
-                <w:color w:val="FF0000"/>
-              </w:rPr>
-            </w:r>
-            <w:r>
-              <w:rPr>
-                <w:color w:val="FF0000"/>
-              </w:rPr>
-            </w:r>
-            <w:r>
-              <w:rPr>
-                <w:color w:val="FF0000"/>
-              </w:rPr>
-            </w:r>
-            <w:r>
-              <w:rPr>
-                <w:color w:val="FF0000"/>
-              </w:rPr>
-            </w:r>
-            <w:r>
-              <w:rPr>
-                <w:color w:val="FF0000"/>
-              </w:rPr>
-              <w:t>{{活動期間}}</w:t>
+              <w:t>2025-12-04T19:30 ~ 2025-12-04T21:30</w:t>
+            </w:r>
+            <w:r>
+              <w:rPr>
+                <w:rtl w:val="0"/>
+              </w:rPr>
             </w:r>
           </w:p>
         </w:tc>
@@ -3141,37 +2915,12 @@
                 <w:rFonts w:ascii="DFKai-SB" w:cs="DFKai-SB" w:eastAsia="DFKai-SB" w:hAnsi="DFKai-SB"/>
                 <w:rtl w:val="0"/>
               </w:rPr>
-            </w:r>
-            <w:r>
-              <w:rPr>
-                <w:rtl w:val="0"/>
-              </w:rPr>
-            </w:r>
-            <w:r>
-              <w:rPr>
-                <w:color w:val="FF0000"/>
-              </w:rPr>
-            </w:r>
-            <w:r>
-              <w:rPr>
-                <w:color w:val="FF0000"/>
-              </w:rPr>
-            </w:r>
-            <w:r>
-              <w:rPr>
-                <w:color w:val="FF0000"/>
-              </w:rPr>
-            </w:r>
-            <w:r>
-              <w:rPr>
-                <w:color w:val="FF0000"/>
-              </w:rPr>
-            </w:r>
-            <w:r>
-              <w:rPr>
-                <w:color w:val="FF0000"/>
-              </w:rPr>
-              <w:t>{{活動地點}}</w:t>
+              <w:t>教育大樓1504教室</w:t>
+            </w:r>
+            <w:r>
+              <w:rPr>
+                <w:rtl w:val="0"/>
+              </w:rPr>
             </w:r>
           </w:p>
         </w:tc>
@@ -3239,105 +2988,7 @@
                 <w:rFonts w:ascii="DFKai-SB" w:cs="DFKai-SB" w:eastAsia="DFKai-SB" w:hAnsi="DFKai-SB"/>
                 <w:rtl w:val="0"/>
               </w:rPr>
-            </w:r>
-            <w:r>
-              <w:rPr>
-                <w:color w:val="FF0000"/>
-              </w:rPr>
-            </w:r>
-            <w:r/>
-            <w:r>
-              <w:rPr>
-                <w:color w:val="FF0000"/>
-              </w:rPr>
-            </w:r>
-            <w:r/>
-            <w:r>
-              <w:rPr>
-                <w:color w:val="FF0000"/>
-              </w:rPr>
-            </w:r>
-            <w:r/>
-            <w:r>
-              <w:rPr>
-                <w:color w:val="FF0000"/>
-              </w:rPr>
-            </w:r>
-            <w:r/>
-            <w:r>
-              <w:rPr>
-                <w:color w:val="FF0000"/>
-              </w:rPr>
-            </w:r>
-            <w:r/>
-            <w:r>
-              <w:rPr>
-                <w:color w:val="FF0000"/>
-              </w:rPr>
-            </w:r>
-            <w:r/>
-            <w:r>
-              <w:rPr>
-                <w:color w:val="FF0000"/>
-              </w:rPr>
-            </w:r>
-            <w:r/>
-            <w:r>
-              <w:rPr>
-                <w:color w:val="FF0000"/>
-              </w:rPr>
-            </w:r>
-            <w:r/>
-            <w:r>
-              <w:rPr>
-                <w:color w:val="FF0000"/>
-              </w:rPr>
-            </w:r>
-            <w:r/>
-            <w:r>
-              <w:rPr>
-                <w:color w:val="FF0000"/>
-              </w:rPr>
-            </w:r>
-            <w:r/>
-            <w:r>
-              <w:rPr>
-                <w:color w:val="FF0000"/>
-              </w:rPr>
-            </w:r>
-            <w:r/>
-            <w:r>
-              <w:rPr>
-                <w:color w:val="FF0000"/>
-              </w:rPr>
-            </w:r>
-            <w:r/>
-            <w:r>
-              <w:rPr>
-                <w:color w:val="FF0000"/>
-              </w:rPr>
-              <w:t>{{總人數}}</w:t>
-            </w:r>
-            <w:r>
-              <w:t>人(老師：</w:t>
-            </w:r>
-            <w:r>
-              <w:rPr>
-                <w:color w:val="FF0000"/>
-              </w:rPr>
-              <w:t>{{老師人數}}</w:t>
-            </w:r>
-            <w:r>
-              <w:t>人/學生：</w:t>
-            </w:r>
-            <w:r>
-              <w:rPr>
-                <w:color w:val="FF0000"/>
-              </w:rPr>
-              <w:t>{{學生人數}}</w:t>
-            </w:r>
-            <w:r>
-              <w:t>人)</w:t>
+              <w:t>21人(老師：0人/學生：21人)</w:t>
             </w:r>
           </w:p>
         </w:tc>
@@ -3495,28 +3146,17 @@
               <w:right w:color="000000" w:space="0" w:sz="4" w:val="single"/>
             </w:tcBorders>
             <w:shd w:fill="auto" w:val="clear"/>
-            <w:vAlign w:val="bottom"/>
-          </w:tcPr>
-          <w:p>
-            <w:pPr>
-              <w:widowControl w:val="1"/>
-              <w:spacing w:after="0" w:line="240" w:lineRule="auto"/>
-              <w:jc w:val="center"/>
-              <w:rPr>
-                <w:rFonts w:ascii="DFKai-SB" w:cs="DFKai-SB" w:eastAsia="DFKai-SB" w:hAnsi="DFKai-SB"/>
-              </w:rPr>
-            </w:pPr>
-            <w:r>
-              <w:rPr>
-                <w:rFonts w:ascii="DFKai-SB" w:cs="DFKai-SB" w:eastAsia="DFKai-SB" w:hAnsi="DFKai-SB"/>
-                <w:rtl w:val="0"/>
-              </w:rPr>
-            </w:r>
-            <w:r>
-              <w:rPr>
-                <w:color w:val="FF0000"/>
-              </w:rPr>
-              <w:t>{{決算經費列}}</w:t>
+            <w:vAlign w:val="center"/>
+          </w:tcPr>
+          <w:p>
+            <w:pPr>
+              <w:jc w:val="center"/>
+            </w:pPr>
+            <w:r>
+              <w:rPr>
+                <w:rFonts w:ascii="標楷體" w:hAnsi="標楷體" w:eastAsia="標楷體"/>
+              </w:rPr>
+              <w:t>社團預算</w:t>
             </w:r>
           </w:p>
         </w:tc>
@@ -3529,23 +3169,17 @@
               <w:right w:color="000000" w:space="0" w:sz="4" w:val="single"/>
             </w:tcBorders>
             <w:shd w:fill="auto" w:val="clear"/>
-            <w:vAlign w:val="bottom"/>
-          </w:tcPr>
-          <w:p>
-            <w:pPr>
-              <w:widowControl w:val="1"/>
-              <w:spacing w:after="0" w:before="0" w:line="240" w:lineRule="auto"/>
-              <w:ind w:left="0" w:firstLine="0"/>
-              <w:jc w:val="center"/>
-              <w:rPr>
-                <w:rFonts w:ascii="DFKai-SB" w:cs="DFKai-SB" w:eastAsia="DFKai-SB" w:hAnsi="DFKai-SB"/>
-                <w:color w:val="000000"/>
-              </w:rPr>
-            </w:pPr>
-            <w:r>
-              <w:rPr>
-                <w:rtl w:val="0"/>
-              </w:rPr>
+            <w:vAlign w:val="center"/>
+          </w:tcPr>
+          <w:p>
+            <w:pPr>
+              <w:jc w:val="center"/>
+            </w:pPr>
+            <w:r>
+              <w:rPr>
+                <w:rFonts w:ascii="標楷體" w:hAnsi="標楷體" w:eastAsia="標楷體"/>
+              </w:rPr>
+              <w:t>1000</w:t>
             </w:r>
           </w:p>
         </w:tc>
@@ -3559,23 +3193,17 @@
               <w:right w:color="000000" w:space="0" w:sz="4" w:val="single"/>
             </w:tcBorders>
             <w:shd w:fill="auto" w:val="clear"/>
-            <w:vAlign w:val="bottom"/>
-          </w:tcPr>
-          <w:p>
-            <w:pPr>
-              <w:widowControl w:val="1"/>
-              <w:spacing w:after="0" w:before="0" w:line="240" w:lineRule="auto"/>
-              <w:ind w:left="0" w:firstLine="0"/>
-              <w:jc w:val="left"/>
-              <w:rPr>
-                <w:rFonts w:ascii="DFKai-SB" w:cs="DFKai-SB" w:eastAsia="DFKai-SB" w:hAnsi="DFKai-SB"/>
-                <w:color w:val="000000"/>
-              </w:rPr>
-            </w:pPr>
-            <w:r>
-              <w:rPr>
-                <w:rtl w:val="0"/>
-              </w:rPr>
+            <w:vAlign w:val="center"/>
+          </w:tcPr>
+          <w:p>
+            <w:pPr>
+              <w:jc w:val="center"/>
+            </w:pPr>
+            <w:r>
+              <w:rPr>
+                <w:rFonts w:ascii="標楷體" w:hAnsi="標楷體" w:eastAsia="標楷體"/>
+              </w:rPr>
+              <w:t>Approved</w:t>
             </w:r>
           </w:p>
         </w:tc>
@@ -3640,12 +3268,7 @@
                 <w:rFonts w:ascii="DFKai-SB" w:cs="DFKai-SB" w:eastAsia="DFKai-SB" w:hAnsi="DFKai-SB"/>
                 <w:rtl w:val="0"/>
               </w:rPr>
-            </w:r>
-            <w:r>
-              <w:rPr>
-                <w:color w:val="FF0000"/>
-              </w:rPr>
-              <w:t>{{預算總額}}</w:t>
+              <w:t>1000</w:t>
             </w:r>
           </w:p>
         </w:tc>
@@ -3922,10 +3545,109 @@
               <w:right w:color="000000" w:space="0" w:sz="4" w:val="single"/>
             </w:tcBorders>
             <w:shd w:fill="auto" w:val="clear"/>
-            <w:vAlign w:val="bottom"/>
-          </w:tcPr>
-          <w:p>
-            <w:r>
+            <w:vAlign w:val="center"/>
+            <w:vMerge w:val="restart"/>
+          </w:tcPr>
+          <w:p>
+            <w:pPr>
+              <w:jc w:val="center"/>
+            </w:pPr>
+            <w:r>
+              <w:rPr>
+                <w:rFonts w:ascii="標楷體" w:hAnsi="標楷體" w:eastAsia="標楷體"/>
+              </w:rPr>
+              <w:t>茶水費</w:t>
+            </w:r>
+          </w:p>
+        </w:tc>
+        <w:tc>
+          <w:tcPr>
+            <w:tcBorders>
+              <w:top w:color="000000" w:space="0" w:sz="0" w:val="nil"/>
+              <w:left w:color="000000" w:space="0" w:sz="0" w:val="nil"/>
+              <w:bottom w:color="000000" w:space="0" w:sz="4" w:val="single"/>
+              <w:right w:color="000000" w:space="0" w:sz="4" w:val="single"/>
+            </w:tcBorders>
+            <w:shd w:fill="auto" w:val="clear"/>
+            <w:vAlign w:val="center"/>
+          </w:tcPr>
+          <w:p>
+            <w:pPr>
+              <w:jc w:val="center"/>
+            </w:pPr>
+            <w:r>
+              <w:rPr>
+                <w:rFonts w:ascii="標楷體" w:hAnsi="標楷體" w:eastAsia="標楷體"/>
+              </w:rPr>
+              <w:t>1</w:t>
+            </w:r>
+          </w:p>
+        </w:tc>
+        <w:tc>
+          <w:tcPr>
+            <w:tcBorders>
+              <w:top w:color="000000" w:space="0" w:sz="0" w:val="nil"/>
+              <w:left w:color="000000" w:space="0" w:sz="0" w:val="nil"/>
+              <w:bottom w:color="000000" w:space="0" w:sz="4" w:val="single"/>
+              <w:right w:color="000000" w:space="0" w:sz="4" w:val="single"/>
+            </w:tcBorders>
+            <w:shd w:fill="auto" w:val="clear"/>
+            <w:vAlign w:val="center"/>
+          </w:tcPr>
+          <w:p>
+            <w:pPr>
+              <w:jc w:val="center"/>
+            </w:pPr>
+            <w:r>
+              <w:rPr>
+                <w:rFonts w:ascii="標楷體" w:hAnsi="標楷體" w:eastAsia="標楷體"/>
+              </w:rPr>
+              <w:t>18</w:t>
+            </w:r>
+          </w:p>
+        </w:tc>
+        <w:tc>
+          <w:tcPr>
+            <w:tcBorders>
+              <w:top w:color="000000" w:space="0" w:sz="4" w:val="single"/>
+              <w:left w:color="000000" w:space="0" w:sz="0" w:val="nil"/>
+              <w:bottom w:color="000000" w:space="0" w:sz="4" w:val="single"/>
+              <w:right w:color="000000" w:space="0" w:sz="4" w:val="single"/>
+            </w:tcBorders>
+            <w:shd w:fill="auto" w:val="clear"/>
+            <w:vAlign w:val="center"/>
+          </w:tcPr>
+          <w:p>
+            <w:pPr>
+              <w:jc w:val="center"/>
+            </w:pPr>
+            <w:r>
+              <w:rPr>
+                <w:rFonts w:ascii="標楷體" w:hAnsi="標楷體" w:eastAsia="標楷體"/>
+              </w:rPr>
+              <w:t>18</w:t>
+            </w:r>
+          </w:p>
+        </w:tc>
+        <w:tc>
+          <w:tcPr>
+            <w:tcBorders>
+              <w:top w:color="000000" w:space="0" w:sz="4" w:val="single"/>
+              <w:left w:color="000000" w:space="0" w:sz="0" w:val="nil"/>
+              <w:bottom w:color="000000" w:space="0" w:sz="4" w:val="single"/>
+              <w:right w:color="000000" w:space="0" w:sz="4" w:val="single"/>
+            </w:tcBorders>
+            <w:shd w:fill="auto" w:val="clear"/>
+            <w:vAlign w:val="center"/>
+          </w:tcPr>
+          <w:p>
+            <w:pPr>
+              <w:jc w:val="center"/>
+            </w:pPr>
+            <w:r>
+              <w:rPr>
+                <w:rFonts w:ascii="標楷體" w:hAnsi="標楷體" w:eastAsia="標楷體"/>
+              </w:rPr>
               <w:t>嗨啾夾心軟糖—葡萄</w:t>
             </w:r>
           </w:p>
@@ -3933,82 +3655,25 @@
         <w:tc>
           <w:tcPr>
             <w:tcBorders>
-              <w:top w:color="000000" w:space="0" w:sz="0" w:val="nil"/>
-              <w:left w:color="000000" w:space="0" w:sz="0" w:val="nil"/>
-              <w:bottom w:color="000000" w:space="0" w:sz="4" w:val="single"/>
-              <w:right w:color="000000" w:space="0" w:sz="4" w:val="single"/>
-            </w:tcBorders>
-            <w:shd w:fill="auto" w:val="clear"/>
-            <w:vAlign w:val="bottom"/>
-          </w:tcPr>
-          <w:p>
-            <w:r>
-              <w:t>1</w:t>
-            </w:r>
-          </w:p>
-        </w:tc>
-        <w:tc>
-          <w:tcPr>
-            <w:tcBorders>
-              <w:top w:color="000000" w:space="0" w:sz="0" w:val="nil"/>
-              <w:left w:color="000000" w:space="0" w:sz="0" w:val="nil"/>
-              <w:bottom w:color="000000" w:space="0" w:sz="4" w:val="single"/>
-              <w:right w:color="000000" w:space="0" w:sz="4" w:val="single"/>
-            </w:tcBorders>
-            <w:shd w:fill="auto" w:val="clear"/>
-            <w:vAlign w:val="bottom"/>
-          </w:tcPr>
-          <w:p>
-            <w:r>
-              <w:t>18</w:t>
-            </w:r>
-          </w:p>
-        </w:tc>
-        <w:tc>
-          <w:tcPr>
-            <w:tcBorders>
               <w:top w:color="000000" w:space="0" w:sz="4" w:val="single"/>
               <w:left w:color="000000" w:space="0" w:sz="0" w:val="nil"/>
               <w:bottom w:color="000000" w:space="0" w:sz="4" w:val="single"/>
               <w:right w:color="000000" w:space="0" w:sz="4" w:val="single"/>
             </w:tcBorders>
             <w:shd w:fill="auto" w:val="clear"/>
-            <w:vAlign w:val="bottom"/>
-          </w:tcPr>
-          <w:p>
-            <w:r>
-              <w:t>18</w:t>
-            </w:r>
-          </w:p>
-        </w:tc>
-        <w:tc>
-          <w:tcPr>
-            <w:tcBorders>
-              <w:top w:color="000000" w:space="0" w:sz="4" w:val="single"/>
-              <w:left w:color="000000" w:space="0" w:sz="0" w:val="nil"/>
-              <w:bottom w:color="000000" w:space="0" w:sz="4" w:val="single"/>
-              <w:right w:color="000000" w:space="0" w:sz="4" w:val="single"/>
-            </w:tcBorders>
-            <w:shd w:fill="auto" w:val="clear"/>
-            <w:vAlign w:val="bottom"/>
-          </w:tcPr>
-          <w:p>
-            <w:r/>
-          </w:p>
-        </w:tc>
-        <w:tc>
-          <w:tcPr>
-            <w:tcBorders>
-              <w:top w:color="000000" w:space="0" w:sz="4" w:val="single"/>
-              <w:left w:color="000000" w:space="0" w:sz="0" w:val="nil"/>
-              <w:bottom w:color="000000" w:space="0" w:sz="4" w:val="single"/>
-              <w:right w:color="000000" w:space="0" w:sz="4" w:val="single"/>
-            </w:tcBorders>
-            <w:shd w:fill="auto" w:val="clear"/>
-            <w:vAlign w:val="bottom"/>
-          </w:tcPr>
-          <w:p>
-            <w:r/>
+            <w:vAlign w:val="center"/>
+            <w:vMerge w:val="restart"/>
+          </w:tcPr>
+          <w:p>
+            <w:pPr>
+              <w:jc w:val="center"/>
+            </w:pPr>
+            <w:r>
+              <w:rPr>
+                <w:rFonts w:ascii="標楷體" w:hAnsi="標楷體" w:eastAsia="標楷體"/>
+              </w:rPr>
+              <w:t>T-0-1</w:t>
+            </w:r>
           </w:p>
         </w:tc>
       </w:tr>
@@ -4027,10 +3692,108 @@
               <w:right w:color="000000" w:space="0" w:sz="4" w:val="single"/>
             </w:tcBorders>
             <w:shd w:fill="auto" w:val="clear"/>
-            <w:vAlign w:val="bottom"/>
-          </w:tcPr>
-          <w:p>
-            <w:r>
+            <w:vAlign w:val="center"/>
+            <w:vMerge w:val="continue"/>
+          </w:tcPr>
+          <w:p>
+            <w:pPr>
+              <w:jc w:val="center"/>
+            </w:pPr>
+            <w:r>
+              <w:rPr>
+                <w:rFonts w:ascii="標楷體" w:hAnsi="標楷體" w:eastAsia="標楷體"/>
+              </w:rPr>
+            </w:r>
+          </w:p>
+        </w:tc>
+        <w:tc>
+          <w:tcPr>
+            <w:tcBorders>
+              <w:top w:color="000000" w:space="0" w:sz="0" w:val="nil"/>
+              <w:left w:color="000000" w:space="0" w:sz="0" w:val="nil"/>
+              <w:bottom w:color="000000" w:space="0" w:sz="4" w:val="single"/>
+              <w:right w:color="000000" w:space="0" w:sz="4" w:val="single"/>
+            </w:tcBorders>
+            <w:shd w:fill="auto" w:val="clear"/>
+            <w:vAlign w:val="center"/>
+          </w:tcPr>
+          <w:p>
+            <w:pPr>
+              <w:jc w:val="center"/>
+            </w:pPr>
+            <w:r>
+              <w:rPr>
+                <w:rFonts w:ascii="標楷體" w:hAnsi="標楷體" w:eastAsia="標楷體"/>
+              </w:rPr>
+              <w:t>1</w:t>
+            </w:r>
+          </w:p>
+        </w:tc>
+        <w:tc>
+          <w:tcPr>
+            <w:tcBorders>
+              <w:top w:color="000000" w:space="0" w:sz="0" w:val="nil"/>
+              <w:left w:color="000000" w:space="0" w:sz="0" w:val="nil"/>
+              <w:bottom w:color="000000" w:space="0" w:sz="4" w:val="single"/>
+              <w:right w:color="000000" w:space="0" w:sz="4" w:val="single"/>
+            </w:tcBorders>
+            <w:shd w:fill="auto" w:val="clear"/>
+            <w:vAlign w:val="center"/>
+          </w:tcPr>
+          <w:p>
+            <w:pPr>
+              <w:jc w:val="center"/>
+            </w:pPr>
+            <w:r>
+              <w:rPr>
+                <w:rFonts w:ascii="標楷體" w:hAnsi="標楷體" w:eastAsia="標楷體"/>
+              </w:rPr>
+              <w:t>18</w:t>
+            </w:r>
+          </w:p>
+        </w:tc>
+        <w:tc>
+          <w:tcPr>
+            <w:tcBorders>
+              <w:top w:color="000000" w:space="0" w:sz="4" w:val="single"/>
+              <w:left w:color="000000" w:space="0" w:sz="0" w:val="nil"/>
+              <w:bottom w:color="000000" w:space="0" w:sz="4" w:val="single"/>
+              <w:right w:color="000000" w:space="0" w:sz="4" w:val="single"/>
+            </w:tcBorders>
+            <w:shd w:fill="auto" w:val="clear"/>
+            <w:vAlign w:val="center"/>
+          </w:tcPr>
+          <w:p>
+            <w:pPr>
+              <w:jc w:val="center"/>
+            </w:pPr>
+            <w:r>
+              <w:rPr>
+                <w:rFonts w:ascii="標楷體" w:hAnsi="標楷體" w:eastAsia="標楷體"/>
+              </w:rPr>
+              <w:t>18</w:t>
+            </w:r>
+          </w:p>
+        </w:tc>
+        <w:tc>
+          <w:tcPr>
+            <w:tcBorders>
+              <w:top w:color="000000" w:space="0" w:sz="4" w:val="single"/>
+              <w:left w:color="000000" w:space="0" w:sz="0" w:val="nil"/>
+              <w:bottom w:color="000000" w:space="0" w:sz="4" w:val="single"/>
+              <w:right w:color="000000" w:space="0" w:sz="4" w:val="single"/>
+            </w:tcBorders>
+            <w:shd w:fill="auto" w:val="clear"/>
+            <w:vAlign w:val="center"/>
+          </w:tcPr>
+          <w:p>
+            <w:pPr>
+              <w:jc w:val="center"/>
+            </w:pPr>
+            <w:r>
+              <w:rPr>
+                <w:rFonts w:ascii="標楷體" w:hAnsi="標楷體" w:eastAsia="標楷體"/>
+              </w:rPr>
               <w:t>嗨啾夾心軟糖—草莓</w:t>
             </w:r>
           </w:p>
@@ -4038,82 +3801,24 @@
         <w:tc>
           <w:tcPr>
             <w:tcBorders>
-              <w:top w:color="000000" w:space="0" w:sz="0" w:val="nil"/>
-              <w:left w:color="000000" w:space="0" w:sz="0" w:val="nil"/>
-              <w:bottom w:color="000000" w:space="0" w:sz="4" w:val="single"/>
-              <w:right w:color="000000" w:space="0" w:sz="4" w:val="single"/>
-            </w:tcBorders>
-            <w:shd w:fill="auto" w:val="clear"/>
-            <w:vAlign w:val="bottom"/>
-          </w:tcPr>
-          <w:p>
-            <w:r>
-              <w:t>1</w:t>
-            </w:r>
-          </w:p>
-        </w:tc>
-        <w:tc>
-          <w:tcPr>
-            <w:tcBorders>
-              <w:top w:color="000000" w:space="0" w:sz="0" w:val="nil"/>
-              <w:left w:color="000000" w:space="0" w:sz="0" w:val="nil"/>
-              <w:bottom w:color="000000" w:space="0" w:sz="4" w:val="single"/>
-              <w:right w:color="000000" w:space="0" w:sz="4" w:val="single"/>
-            </w:tcBorders>
-            <w:shd w:fill="auto" w:val="clear"/>
-            <w:vAlign w:val="bottom"/>
-          </w:tcPr>
-          <w:p>
-            <w:r>
-              <w:t>18</w:t>
-            </w:r>
-          </w:p>
-        </w:tc>
-        <w:tc>
-          <w:tcPr>
-            <w:tcBorders>
               <w:top w:color="000000" w:space="0" w:sz="4" w:val="single"/>
               <w:left w:color="000000" w:space="0" w:sz="0" w:val="nil"/>
               <w:bottom w:color="000000" w:space="0" w:sz="4" w:val="single"/>
               <w:right w:color="000000" w:space="0" w:sz="4" w:val="single"/>
             </w:tcBorders>
             <w:shd w:fill="auto" w:val="clear"/>
-            <w:vAlign w:val="bottom"/>
-          </w:tcPr>
-          <w:p>
-            <w:r>
-              <w:t>18</w:t>
-            </w:r>
-          </w:p>
-        </w:tc>
-        <w:tc>
-          <w:tcPr>
-            <w:tcBorders>
-              <w:top w:color="000000" w:space="0" w:sz="4" w:val="single"/>
-              <w:left w:color="000000" w:space="0" w:sz="0" w:val="nil"/>
-              <w:bottom w:color="000000" w:space="0" w:sz="4" w:val="single"/>
-              <w:right w:color="000000" w:space="0" w:sz="4" w:val="single"/>
-            </w:tcBorders>
-            <w:shd w:fill="auto" w:val="clear"/>
-            <w:vAlign w:val="bottom"/>
-          </w:tcPr>
-          <w:p>
-            <w:r/>
-          </w:p>
-        </w:tc>
-        <w:tc>
-          <w:tcPr>
-            <w:tcBorders>
-              <w:top w:color="000000" w:space="0" w:sz="4" w:val="single"/>
-              <w:left w:color="000000" w:space="0" w:sz="0" w:val="nil"/>
-              <w:bottom w:color="000000" w:space="0" w:sz="4" w:val="single"/>
-              <w:right w:color="000000" w:space="0" w:sz="4" w:val="single"/>
-            </w:tcBorders>
-            <w:shd w:fill="auto" w:val="clear"/>
-            <w:vAlign w:val="bottom"/>
-          </w:tcPr>
-          <w:p>
-            <w:r/>
+            <w:vAlign w:val="center"/>
+            <w:vMerge w:val="continue"/>
+          </w:tcPr>
+          <w:p>
+            <w:pPr>
+              <w:jc w:val="center"/>
+            </w:pPr>
+            <w:r>
+              <w:rPr>
+                <w:rFonts w:ascii="標楷體" w:hAnsi="標楷體" w:eastAsia="標楷體"/>
+              </w:rPr>
+            </w:r>
           </w:p>
         </w:tc>
       </w:tr>
@@ -4132,10 +3837,108 @@
               <w:right w:color="000000" w:space="0" w:sz="4" w:val="single"/>
             </w:tcBorders>
             <w:shd w:fill="auto" w:val="clear"/>
-            <w:vAlign w:val="bottom"/>
-          </w:tcPr>
-          <w:p>
-            <w:r>
+            <w:vAlign w:val="center"/>
+            <w:vMerge w:val="continue"/>
+          </w:tcPr>
+          <w:p>
+            <w:pPr>
+              <w:jc w:val="center"/>
+            </w:pPr>
+            <w:r>
+              <w:rPr>
+                <w:rFonts w:ascii="標楷體" w:hAnsi="標楷體" w:eastAsia="標楷體"/>
+              </w:rPr>
+            </w:r>
+          </w:p>
+        </w:tc>
+        <w:tc>
+          <w:tcPr>
+            <w:tcBorders>
+              <w:top w:color="000000" w:space="0" w:sz="0" w:val="nil"/>
+              <w:left w:color="000000" w:space="0" w:sz="0" w:val="nil"/>
+              <w:bottom w:color="000000" w:space="0" w:sz="4" w:val="single"/>
+              <w:right w:color="000000" w:space="0" w:sz="4" w:val="single"/>
+            </w:tcBorders>
+            <w:shd w:fill="auto" w:val="clear"/>
+            <w:vAlign w:val="center"/>
+          </w:tcPr>
+          <w:p>
+            <w:pPr>
+              <w:jc w:val="center"/>
+            </w:pPr>
+            <w:r>
+              <w:rPr>
+                <w:rFonts w:ascii="標楷體" w:hAnsi="標楷體" w:eastAsia="標楷體"/>
+              </w:rPr>
+              <w:t>1</w:t>
+            </w:r>
+          </w:p>
+        </w:tc>
+        <w:tc>
+          <w:tcPr>
+            <w:tcBorders>
+              <w:top w:color="000000" w:space="0" w:sz="0" w:val="nil"/>
+              <w:left w:color="000000" w:space="0" w:sz="0" w:val="nil"/>
+              <w:bottom w:color="000000" w:space="0" w:sz="4" w:val="single"/>
+              <w:right w:color="000000" w:space="0" w:sz="4" w:val="single"/>
+            </w:tcBorders>
+            <w:shd w:fill="auto" w:val="clear"/>
+            <w:vAlign w:val="center"/>
+          </w:tcPr>
+          <w:p>
+            <w:pPr>
+              <w:jc w:val="center"/>
+            </w:pPr>
+            <w:r>
+              <w:rPr>
+                <w:rFonts w:ascii="標楷體" w:hAnsi="標楷體" w:eastAsia="標楷體"/>
+              </w:rPr>
+              <w:t>29</w:t>
+            </w:r>
+          </w:p>
+        </w:tc>
+        <w:tc>
+          <w:tcPr>
+            <w:tcBorders>
+              <w:top w:color="000000" w:space="0" w:sz="4" w:val="single"/>
+              <w:left w:color="000000" w:space="0" w:sz="0" w:val="nil"/>
+              <w:bottom w:color="000000" w:space="0" w:sz="4" w:val="single"/>
+              <w:right w:color="000000" w:space="0" w:sz="4" w:val="single"/>
+            </w:tcBorders>
+            <w:shd w:fill="auto" w:val="clear"/>
+            <w:vAlign w:val="center"/>
+          </w:tcPr>
+          <w:p>
+            <w:pPr>
+              <w:jc w:val="center"/>
+            </w:pPr>
+            <w:r>
+              <w:rPr>
+                <w:rFonts w:ascii="標楷體" w:hAnsi="標楷體" w:eastAsia="標楷體"/>
+              </w:rPr>
+              <w:t>29</w:t>
+            </w:r>
+          </w:p>
+        </w:tc>
+        <w:tc>
+          <w:tcPr>
+            <w:tcBorders>
+              <w:top w:color="000000" w:space="0" w:sz="4" w:val="single"/>
+              <w:left w:color="000000" w:space="0" w:sz="0" w:val="nil"/>
+              <w:bottom w:color="000000" w:space="0" w:sz="4" w:val="single"/>
+              <w:right w:color="000000" w:space="0" w:sz="4" w:val="single"/>
+            </w:tcBorders>
+            <w:shd w:fill="auto" w:val="clear"/>
+            <w:vAlign w:val="center"/>
+          </w:tcPr>
+          <w:p>
+            <w:pPr>
+              <w:jc w:val="center"/>
+            </w:pPr>
+            <w:r>
+              <w:rPr>
+                <w:rFonts w:ascii="標楷體" w:hAnsi="標楷體" w:eastAsia="標楷體"/>
+              </w:rPr>
               <w:t>原萃鐵觀音</w:t>
             </w:r>
           </w:p>
@@ -4143,82 +3946,25 @@
         <w:tc>
           <w:tcPr>
             <w:tcBorders>
-              <w:top w:color="000000" w:space="0" w:sz="0" w:val="nil"/>
-              <w:left w:color="000000" w:space="0" w:sz="0" w:val="nil"/>
-              <w:bottom w:color="000000" w:space="0" w:sz="4" w:val="single"/>
-              <w:right w:color="000000" w:space="0" w:sz="4" w:val="single"/>
-            </w:tcBorders>
-            <w:shd w:fill="auto" w:val="clear"/>
-            <w:vAlign w:val="bottom"/>
-          </w:tcPr>
-          <w:p>
-            <w:r>
-              <w:t>1</w:t>
-            </w:r>
-          </w:p>
-        </w:tc>
-        <w:tc>
-          <w:tcPr>
-            <w:tcBorders>
-              <w:top w:color="000000" w:space="0" w:sz="0" w:val="nil"/>
-              <w:left w:color="000000" w:space="0" w:sz="0" w:val="nil"/>
-              <w:bottom w:color="000000" w:space="0" w:sz="4" w:val="single"/>
-              <w:right w:color="000000" w:space="0" w:sz="4" w:val="single"/>
-            </w:tcBorders>
-            <w:shd w:fill="auto" w:val="clear"/>
-            <w:vAlign w:val="bottom"/>
-          </w:tcPr>
-          <w:p>
-            <w:r>
-              <w:t>29</w:t>
-            </w:r>
-          </w:p>
-        </w:tc>
-        <w:tc>
-          <w:tcPr>
-            <w:tcBorders>
               <w:top w:color="000000" w:space="0" w:sz="4" w:val="single"/>
               <w:left w:color="000000" w:space="0" w:sz="0" w:val="nil"/>
               <w:bottom w:color="000000" w:space="0" w:sz="4" w:val="single"/>
               <w:right w:color="000000" w:space="0" w:sz="4" w:val="single"/>
             </w:tcBorders>
             <w:shd w:fill="auto" w:val="clear"/>
-            <w:vAlign w:val="bottom"/>
-          </w:tcPr>
-          <w:p>
-            <w:r>
-              <w:t>29</w:t>
-            </w:r>
-          </w:p>
-        </w:tc>
-        <w:tc>
-          <w:tcPr>
-            <w:tcBorders>
-              <w:top w:color="000000" w:space="0" w:sz="4" w:val="single"/>
-              <w:left w:color="000000" w:space="0" w:sz="0" w:val="nil"/>
-              <w:bottom w:color="000000" w:space="0" w:sz="4" w:val="single"/>
-              <w:right w:color="000000" w:space="0" w:sz="4" w:val="single"/>
-            </w:tcBorders>
-            <w:shd w:fill="auto" w:val="clear"/>
-            <w:vAlign w:val="bottom"/>
-          </w:tcPr>
-          <w:p>
-            <w:r/>
-          </w:p>
-        </w:tc>
-        <w:tc>
-          <w:tcPr>
-            <w:tcBorders>
-              <w:top w:color="000000" w:space="0" w:sz="4" w:val="single"/>
-              <w:left w:color="000000" w:space="0" w:sz="0" w:val="nil"/>
-              <w:bottom w:color="000000" w:space="0" w:sz="4" w:val="single"/>
-              <w:right w:color="000000" w:space="0" w:sz="4" w:val="single"/>
-            </w:tcBorders>
-            <w:shd w:fill="auto" w:val="clear"/>
-            <w:vAlign w:val="bottom"/>
-          </w:tcPr>
-          <w:p>
-            <w:r/>
+            <w:vAlign w:val="center"/>
+            <w:vMerge w:val="restart"/>
+          </w:tcPr>
+          <w:p>
+            <w:pPr>
+              <w:jc w:val="center"/>
+            </w:pPr>
+            <w:r>
+              <w:rPr>
+                <w:rFonts w:ascii="標楷體" w:hAnsi="標楷體" w:eastAsia="標楷體"/>
+              </w:rPr>
+              <w:t>T-0-2</w:t>
+            </w:r>
           </w:p>
         </w:tc>
       </w:tr>
@@ -4237,10 +3983,108 @@
               <w:right w:color="000000" w:space="0" w:sz="4" w:val="single"/>
             </w:tcBorders>
             <w:shd w:fill="auto" w:val="clear"/>
-            <w:vAlign w:val="bottom"/>
-          </w:tcPr>
-          <w:p>
-            <w:r>
+            <w:vAlign w:val="center"/>
+            <w:vMerge w:val="continue"/>
+          </w:tcPr>
+          <w:p>
+            <w:pPr>
+              <w:jc w:val="center"/>
+            </w:pPr>
+            <w:r>
+              <w:rPr>
+                <w:rFonts w:ascii="標楷體" w:hAnsi="標楷體" w:eastAsia="標楷體"/>
+              </w:rPr>
+            </w:r>
+          </w:p>
+        </w:tc>
+        <w:tc>
+          <w:tcPr>
+            <w:tcBorders>
+              <w:top w:color="000000" w:space="0" w:sz="0" w:val="nil"/>
+              <w:left w:color="000000" w:space="0" w:sz="0" w:val="nil"/>
+              <w:bottom w:color="000000" w:space="0" w:sz="4" w:val="single"/>
+              <w:right w:color="000000" w:space="0" w:sz="4" w:val="single"/>
+            </w:tcBorders>
+            <w:shd w:fill="auto" w:val="clear"/>
+            <w:vAlign w:val="center"/>
+          </w:tcPr>
+          <w:p>
+            <w:pPr>
+              <w:jc w:val="center"/>
+            </w:pPr>
+            <w:r>
+              <w:rPr>
+                <w:rFonts w:ascii="標楷體" w:hAnsi="標楷體" w:eastAsia="標楷體"/>
+              </w:rPr>
+              <w:t>1</w:t>
+            </w:r>
+          </w:p>
+        </w:tc>
+        <w:tc>
+          <w:tcPr>
+            <w:tcBorders>
+              <w:top w:color="000000" w:space="0" w:sz="0" w:val="nil"/>
+              <w:left w:color="000000" w:space="0" w:sz="0" w:val="nil"/>
+              <w:bottom w:color="000000" w:space="0" w:sz="4" w:val="single"/>
+              <w:right w:color="000000" w:space="0" w:sz="4" w:val="single"/>
+            </w:tcBorders>
+            <w:shd w:fill="auto" w:val="clear"/>
+            <w:vAlign w:val="center"/>
+          </w:tcPr>
+          <w:p>
+            <w:pPr>
+              <w:jc w:val="center"/>
+            </w:pPr>
+            <w:r>
+              <w:rPr>
+                <w:rFonts w:ascii="標楷體" w:hAnsi="標楷體" w:eastAsia="標楷體"/>
+              </w:rPr>
+              <w:t>29</w:t>
+            </w:r>
+          </w:p>
+        </w:tc>
+        <w:tc>
+          <w:tcPr>
+            <w:tcBorders>
+              <w:top w:color="000000" w:space="0" w:sz="4" w:val="single"/>
+              <w:left w:color="000000" w:space="0" w:sz="0" w:val="nil"/>
+              <w:bottom w:color="000000" w:space="0" w:sz="4" w:val="single"/>
+              <w:right w:color="000000" w:space="0" w:sz="4" w:val="single"/>
+            </w:tcBorders>
+            <w:shd w:fill="auto" w:val="clear"/>
+            <w:vAlign w:val="center"/>
+          </w:tcPr>
+          <w:p>
+            <w:pPr>
+              <w:jc w:val="center"/>
+            </w:pPr>
+            <w:r>
+              <w:rPr>
+                <w:rFonts w:ascii="標楷體" w:hAnsi="標楷體" w:eastAsia="標楷體"/>
+              </w:rPr>
+              <w:t>29</w:t>
+            </w:r>
+          </w:p>
+        </w:tc>
+        <w:tc>
+          <w:tcPr>
+            <w:tcBorders>
+              <w:top w:color="000000" w:space="0" w:sz="4" w:val="single"/>
+              <w:left w:color="000000" w:space="0" w:sz="0" w:val="nil"/>
+              <w:bottom w:color="000000" w:space="0" w:sz="4" w:val="single"/>
+              <w:right w:color="000000" w:space="0" w:sz="4" w:val="single"/>
+            </w:tcBorders>
+            <w:shd w:fill="auto" w:val="clear"/>
+            <w:vAlign w:val="center"/>
+          </w:tcPr>
+          <w:p>
+            <w:pPr>
+              <w:jc w:val="center"/>
+            </w:pPr>
+            <w:r>
+              <w:rPr>
+                <w:rFonts w:ascii="標楷體" w:hAnsi="標楷體" w:eastAsia="標楷體"/>
+              </w:rPr>
               <w:t>原萃鐵觀音</w:t>
             </w:r>
           </w:p>
@@ -4248,82 +4092,24 @@
         <w:tc>
           <w:tcPr>
             <w:tcBorders>
-              <w:top w:color="000000" w:space="0" w:sz="0" w:val="nil"/>
-              <w:left w:color="000000" w:space="0" w:sz="0" w:val="nil"/>
-              <w:bottom w:color="000000" w:space="0" w:sz="4" w:val="single"/>
-              <w:right w:color="000000" w:space="0" w:sz="4" w:val="single"/>
-            </w:tcBorders>
-            <w:shd w:fill="auto" w:val="clear"/>
-            <w:vAlign w:val="bottom"/>
-          </w:tcPr>
-          <w:p>
-            <w:r>
-              <w:t>1</w:t>
-            </w:r>
-          </w:p>
-        </w:tc>
-        <w:tc>
-          <w:tcPr>
-            <w:tcBorders>
-              <w:top w:color="000000" w:space="0" w:sz="0" w:val="nil"/>
-              <w:left w:color="000000" w:space="0" w:sz="0" w:val="nil"/>
-              <w:bottom w:color="000000" w:space="0" w:sz="4" w:val="single"/>
-              <w:right w:color="000000" w:space="0" w:sz="4" w:val="single"/>
-            </w:tcBorders>
-            <w:shd w:fill="auto" w:val="clear"/>
-            <w:vAlign w:val="bottom"/>
-          </w:tcPr>
-          <w:p>
-            <w:r>
-              <w:t>29</w:t>
-            </w:r>
-          </w:p>
-        </w:tc>
-        <w:tc>
-          <w:tcPr>
-            <w:tcBorders>
               <w:top w:color="000000" w:space="0" w:sz="4" w:val="single"/>
               <w:left w:color="000000" w:space="0" w:sz="0" w:val="nil"/>
               <w:bottom w:color="000000" w:space="0" w:sz="4" w:val="single"/>
               <w:right w:color="000000" w:space="0" w:sz="4" w:val="single"/>
             </w:tcBorders>
             <w:shd w:fill="auto" w:val="clear"/>
-            <w:vAlign w:val="bottom"/>
-          </w:tcPr>
-          <w:p>
-            <w:r>
-              <w:t>29</w:t>
-            </w:r>
-          </w:p>
-        </w:tc>
-        <w:tc>
-          <w:tcPr>
-            <w:tcBorders>
-              <w:top w:color="000000" w:space="0" w:sz="4" w:val="single"/>
-              <w:left w:color="000000" w:space="0" w:sz="0" w:val="nil"/>
-              <w:bottom w:color="000000" w:space="0" w:sz="4" w:val="single"/>
-              <w:right w:color="000000" w:space="0" w:sz="4" w:val="single"/>
-            </w:tcBorders>
-            <w:shd w:fill="auto" w:val="clear"/>
-            <w:vAlign w:val="bottom"/>
-          </w:tcPr>
-          <w:p>
-            <w:r/>
-          </w:p>
-        </w:tc>
-        <w:tc>
-          <w:tcPr>
-            <w:tcBorders>
-              <w:top w:color="000000" w:space="0" w:sz="4" w:val="single"/>
-              <w:left w:color="000000" w:space="0" w:sz="0" w:val="nil"/>
-              <w:bottom w:color="000000" w:space="0" w:sz="4" w:val="single"/>
-              <w:right w:color="000000" w:space="0" w:sz="4" w:val="single"/>
-            </w:tcBorders>
-            <w:shd w:fill="auto" w:val="clear"/>
-            <w:vAlign w:val="bottom"/>
-          </w:tcPr>
-          <w:p>
-            <w:r/>
+            <w:vAlign w:val="center"/>
+            <w:vMerge w:val="continue"/>
+          </w:tcPr>
+          <w:p>
+            <w:pPr>
+              <w:jc w:val="center"/>
+            </w:pPr>
+            <w:r>
+              <w:rPr>
+                <w:rFonts w:ascii="標楷體" w:hAnsi="標楷體" w:eastAsia="標楷體"/>
+              </w:rPr>
+            </w:r>
           </w:p>
         </w:tc>
       </w:tr>
@@ -4342,45 +4128,63 @@
               <w:right w:color="000000" w:space="0" w:sz="4" w:val="single"/>
             </w:tcBorders>
             <w:shd w:fill="auto" w:val="clear"/>
-            <w:vAlign w:val="bottom"/>
-          </w:tcPr>
-          <w:p>
-            <w:r>
-              <w:t>A4 彩印</w:t>
-            </w:r>
-          </w:p>
-        </w:tc>
-        <w:tc>
-          <w:tcPr>
-            <w:tcBorders>
-              <w:top w:color="000000" w:space="0" w:sz="0" w:val="nil"/>
-              <w:left w:color="000000" w:space="0" w:sz="0" w:val="nil"/>
-              <w:bottom w:color="000000" w:space="0" w:sz="4" w:val="single"/>
-              <w:right w:color="000000" w:space="0" w:sz="4" w:val="single"/>
-            </w:tcBorders>
-            <w:shd w:fill="auto" w:val="clear"/>
-            <w:vAlign w:val="bottom"/>
-          </w:tcPr>
-          <w:p>
-            <w:r>
-              <w:t>2</w:t>
-            </w:r>
-          </w:p>
-        </w:tc>
-        <w:tc>
-          <w:tcPr>
-            <w:tcBorders>
-              <w:top w:color="000000" w:space="0" w:sz="0" w:val="nil"/>
-              <w:left w:color="000000" w:space="0" w:sz="0" w:val="nil"/>
-              <w:bottom w:color="000000" w:space="0" w:sz="4" w:val="single"/>
-              <w:right w:color="000000" w:space="0" w:sz="4" w:val="single"/>
-            </w:tcBorders>
-            <w:shd w:fill="auto" w:val="clear"/>
-            <w:vAlign w:val="bottom"/>
-          </w:tcPr>
-          <w:p>
-            <w:r>
-              <w:t>25</w:t>
+            <w:vAlign w:val="center"/>
+            <w:vMerge w:val="continue"/>
+          </w:tcPr>
+          <w:p>
+            <w:pPr>
+              <w:jc w:val="center"/>
+            </w:pPr>
+            <w:r>
+              <w:rPr>
+                <w:rFonts w:ascii="標楷體" w:hAnsi="標楷體" w:eastAsia="標楷體"/>
+              </w:rPr>
+            </w:r>
+          </w:p>
+        </w:tc>
+        <w:tc>
+          <w:tcPr>
+            <w:tcBorders>
+              <w:top w:color="000000" w:space="0" w:sz="0" w:val="nil"/>
+              <w:left w:color="000000" w:space="0" w:sz="0" w:val="nil"/>
+              <w:bottom w:color="000000" w:space="0" w:sz="4" w:val="single"/>
+              <w:right w:color="000000" w:space="0" w:sz="4" w:val="single"/>
+            </w:tcBorders>
+            <w:shd w:fill="auto" w:val="clear"/>
+            <w:vAlign w:val="center"/>
+          </w:tcPr>
+          <w:p>
+            <w:pPr>
+              <w:jc w:val="center"/>
+            </w:pPr>
+            <w:r>
+              <w:rPr>
+                <w:rFonts w:ascii="標楷體" w:hAnsi="標楷體" w:eastAsia="標楷體"/>
+              </w:rPr>
+              <w:t>1</w:t>
+            </w:r>
+          </w:p>
+        </w:tc>
+        <w:tc>
+          <w:tcPr>
+            <w:tcBorders>
+              <w:top w:color="000000" w:space="0" w:sz="0" w:val="nil"/>
+              <w:left w:color="000000" w:space="0" w:sz="0" w:val="nil"/>
+              <w:bottom w:color="000000" w:space="0" w:sz="4" w:val="single"/>
+              <w:right w:color="000000" w:space="0" w:sz="4" w:val="single"/>
+            </w:tcBorders>
+            <w:shd w:fill="auto" w:val="clear"/>
+            <w:vAlign w:val="center"/>
+          </w:tcPr>
+          <w:p>
+            <w:pPr>
+              <w:jc w:val="center"/>
+            </w:pPr>
+            <w:r>
+              <w:rPr>
+                <w:rFonts w:ascii="標楷體" w:hAnsi="標楷體" w:eastAsia="標楷體"/>
+              </w:rPr>
+              <w:t>-18</w:t>
             </w:r>
           </w:p>
         </w:tc>
@@ -4393,11 +4197,17 @@
               <w:right w:color="000000" w:space="0" w:sz="4" w:val="single"/>
             </w:tcBorders>
             <w:shd w:fill="auto" w:val="clear"/>
-            <w:vAlign w:val="bottom"/>
-          </w:tcPr>
-          <w:p>
-            <w:r>
-              <w:t>50</w:t>
+            <w:vAlign w:val="center"/>
+          </w:tcPr>
+          <w:p>
+            <w:pPr>
+              <w:jc w:val="center"/>
+            </w:pPr>
+            <w:r>
+              <w:rPr>
+                <w:rFonts w:ascii="標楷體" w:hAnsi="標楷體" w:eastAsia="標楷體"/>
+              </w:rPr>
+              <w:t>-18</w:t>
             </w:r>
           </w:p>
         </w:tc>
@@ -4410,10 +4220,18 @@
               <w:right w:color="000000" w:space="0" w:sz="4" w:val="single"/>
             </w:tcBorders>
             <w:shd w:fill="auto" w:val="clear"/>
-            <w:vAlign w:val="bottom"/>
-          </w:tcPr>
-          <w:p>
-            <w:r/>
+            <w:vAlign w:val="center"/>
+          </w:tcPr>
+          <w:p>
+            <w:pPr>
+              <w:jc w:val="center"/>
+            </w:pPr>
+            <w:r>
+              <w:rPr>
+                <w:rFonts w:ascii="標楷體" w:hAnsi="標楷體" w:eastAsia="標楷體"/>
+              </w:rPr>
+              <w:t>全店促</w:t>
+            </w:r>
           </w:p>
         </w:tc>
         <w:tc>
@@ -4425,10 +4243,18 @@
               <w:right w:color="000000" w:space="0" w:sz="4" w:val="single"/>
             </w:tcBorders>
             <w:shd w:fill="auto" w:val="clear"/>
-            <w:vAlign w:val="bottom"/>
-          </w:tcPr>
-          <w:p>
-            <w:r/>
+            <w:vAlign w:val="center"/>
+            <w:vMerge w:val="continue"/>
+          </w:tcPr>
+          <w:p>
+            <w:pPr>
+              <w:jc w:val="center"/>
+            </w:pPr>
+            <w:r>
+              <w:rPr>
+                <w:rFonts w:ascii="標楷體" w:hAnsi="標楷體" w:eastAsia="標楷體"/>
+              </w:rPr>
+            </w:r>
           </w:p>
         </w:tc>
       </w:tr>
@@ -4447,44 +4273,63 @@
               <w:right w:color="000000" w:space="0" w:sz="4" w:val="single"/>
             </w:tcBorders>
             <w:shd w:fill="auto" w:val="clear"/>
-            <w:vAlign w:val="bottom"/>
-          </w:tcPr>
-          <w:p>
-            <w:r>
-              <w:t>A4彩印</w:t>
-            </w:r>
-          </w:p>
-        </w:tc>
-        <w:tc>
-          <w:tcPr>
-            <w:tcBorders>
-              <w:top w:color="000000" w:space="0" w:sz="0" w:val="nil"/>
-              <w:left w:color="000000" w:space="0" w:sz="0" w:val="nil"/>
-              <w:bottom w:color="000000" w:space="0" w:sz="4" w:val="single"/>
-              <w:right w:color="000000" w:space="0" w:sz="4" w:val="single"/>
-            </w:tcBorders>
-            <w:shd w:fill="auto" w:val="clear"/>
-            <w:vAlign w:val="bottom"/>
-          </w:tcPr>
-          <w:p>
-            <w:r>
-              <w:t>3</w:t>
-            </w:r>
-          </w:p>
-        </w:tc>
-        <w:tc>
-          <w:tcPr>
-            <w:tcBorders>
-              <w:top w:color="000000" w:space="0" w:sz="0" w:val="nil"/>
-              <w:left w:color="000000" w:space="0" w:sz="0" w:val="nil"/>
-              <w:bottom w:color="000000" w:space="0" w:sz="4" w:val="single"/>
-              <w:right w:color="000000" w:space="0" w:sz="4" w:val="single"/>
-            </w:tcBorders>
-            <w:shd w:fill="auto" w:val="clear"/>
-            <w:vAlign w:val="bottom"/>
-          </w:tcPr>
-          <w:p>
-            <w:r>
+            <w:vAlign w:val="center"/>
+            <w:vMerge w:val="restart"/>
+          </w:tcPr>
+          <w:p>
+            <w:pPr>
+              <w:jc w:val="center"/>
+            </w:pPr>
+            <w:r>
+              <w:rPr>
+                <w:rFonts w:ascii="標楷體" w:hAnsi="標楷體" w:eastAsia="標楷體"/>
+              </w:rPr>
+              <w:t>影印費</w:t>
+            </w:r>
+          </w:p>
+        </w:tc>
+        <w:tc>
+          <w:tcPr>
+            <w:tcBorders>
+              <w:top w:color="000000" w:space="0" w:sz="0" w:val="nil"/>
+              <w:left w:color="000000" w:space="0" w:sz="0" w:val="nil"/>
+              <w:bottom w:color="000000" w:space="0" w:sz="4" w:val="single"/>
+              <w:right w:color="000000" w:space="0" w:sz="4" w:val="single"/>
+            </w:tcBorders>
+            <w:shd w:fill="auto" w:val="clear"/>
+            <w:vAlign w:val="center"/>
+          </w:tcPr>
+          <w:p>
+            <w:pPr>
+              <w:jc w:val="center"/>
+            </w:pPr>
+            <w:r>
+              <w:rPr>
+                <w:rFonts w:ascii="標楷體" w:hAnsi="標楷體" w:eastAsia="標楷體"/>
+              </w:rPr>
+              <w:t>2</w:t>
+            </w:r>
+          </w:p>
+        </w:tc>
+        <w:tc>
+          <w:tcPr>
+            <w:tcBorders>
+              <w:top w:color="000000" w:space="0" w:sz="0" w:val="nil"/>
+              <w:left w:color="000000" w:space="0" w:sz="0" w:val="nil"/>
+              <w:bottom w:color="000000" w:space="0" w:sz="4" w:val="single"/>
+              <w:right w:color="000000" w:space="0" w:sz="4" w:val="single"/>
+            </w:tcBorders>
+            <w:shd w:fill="auto" w:val="clear"/>
+            <w:vAlign w:val="center"/>
+          </w:tcPr>
+          <w:p>
+            <w:pPr>
+              <w:jc w:val="center"/>
+            </w:pPr>
+            <w:r>
+              <w:rPr>
+                <w:rFonts w:ascii="標楷體" w:hAnsi="標楷體" w:eastAsia="標楷體"/>
+              </w:rPr>
               <w:t>25</w:t>
             </w:r>
           </w:p>
@@ -4498,11 +4343,17 @@
               <w:right w:color="000000" w:space="0" w:sz="4" w:val="single"/>
             </w:tcBorders>
             <w:shd w:fill="auto" w:val="clear"/>
-            <w:vAlign w:val="bottom"/>
-          </w:tcPr>
-          <w:p>
-            <w:r>
-              <w:t>75</w:t>
+            <w:vAlign w:val="center"/>
+          </w:tcPr>
+          <w:p>
+            <w:pPr>
+              <w:jc w:val="center"/>
+            </w:pPr>
+            <w:r>
+              <w:rPr>
+                <w:rFonts w:ascii="標楷體" w:hAnsi="標楷體" w:eastAsia="標楷體"/>
+              </w:rPr>
+              <w:t>50</w:t>
             </w:r>
           </w:p>
         </w:tc>
@@ -4515,10 +4366,18 @@
               <w:right w:color="000000" w:space="0" w:sz="4" w:val="single"/>
             </w:tcBorders>
             <w:shd w:fill="auto" w:val="clear"/>
-            <w:vAlign w:val="bottom"/>
-          </w:tcPr>
-          <w:p>
-            <w:r/>
+            <w:vAlign w:val="center"/>
+          </w:tcPr>
+          <w:p>
+            <w:pPr>
+              <w:jc w:val="center"/>
+            </w:pPr>
+            <w:r>
+              <w:rPr>
+                <w:rFonts w:ascii="標楷體" w:hAnsi="標楷體" w:eastAsia="標楷體"/>
+              </w:rPr>
+              <w:t>A4 彩印</w:t>
+            </w:r>
           </w:p>
         </w:tc>
         <w:tc>
@@ -4530,10 +4389,19 @@
               <w:right w:color="000000" w:space="0" w:sz="4" w:val="single"/>
             </w:tcBorders>
             <w:shd w:fill="auto" w:val="clear"/>
-            <w:vAlign w:val="bottom"/>
-          </w:tcPr>
-          <w:p>
-            <w:r/>
+            <w:vAlign w:val="center"/>
+            <w:vMerge w:val="restart"/>
+          </w:tcPr>
+          <w:p>
+            <w:pPr>
+              <w:jc w:val="center"/>
+            </w:pPr>
+            <w:r>
+              <w:rPr>
+                <w:rFonts w:ascii="標楷體" w:hAnsi="標楷體" w:eastAsia="標楷體"/>
+              </w:rPr>
+              <w:t>T-0-3</w:t>
+            </w:r>
           </w:p>
         </w:tc>
       </w:tr>
@@ -4552,10 +4420,108 @@
               <w:right w:color="000000" w:space="0" w:sz="4" w:val="single"/>
             </w:tcBorders>
             <w:shd w:fill="auto" w:val="clear"/>
-            <w:vAlign w:val="bottom"/>
-          </w:tcPr>
-          <w:p>
-            <w:r>
+            <w:vAlign w:val="center"/>
+            <w:vMerge w:val="continue"/>
+          </w:tcPr>
+          <w:p>
+            <w:pPr>
+              <w:jc w:val="center"/>
+            </w:pPr>
+            <w:r>
+              <w:rPr>
+                <w:rFonts w:ascii="標楷體" w:hAnsi="標楷體" w:eastAsia="標楷體"/>
+              </w:rPr>
+            </w:r>
+          </w:p>
+        </w:tc>
+        <w:tc>
+          <w:tcPr>
+            <w:tcBorders>
+              <w:top w:color="000000" w:space="0" w:sz="0" w:val="nil"/>
+              <w:left w:color="000000" w:space="0" w:sz="0" w:val="nil"/>
+              <w:bottom w:color="000000" w:space="0" w:sz="4" w:val="single"/>
+              <w:right w:color="000000" w:space="0" w:sz="4" w:val="single"/>
+            </w:tcBorders>
+            <w:shd w:fill="auto" w:val="clear"/>
+            <w:vAlign w:val="center"/>
+          </w:tcPr>
+          <w:p>
+            <w:pPr>
+              <w:jc w:val="center"/>
+            </w:pPr>
+            <w:r>
+              <w:rPr>
+                <w:rFonts w:ascii="標楷體" w:hAnsi="標楷體" w:eastAsia="標楷體"/>
+              </w:rPr>
+              <w:t>3</w:t>
+            </w:r>
+          </w:p>
+        </w:tc>
+        <w:tc>
+          <w:tcPr>
+            <w:tcBorders>
+              <w:top w:color="000000" w:space="0" w:sz="0" w:val="nil"/>
+              <w:left w:color="000000" w:space="0" w:sz="0" w:val="nil"/>
+              <w:bottom w:color="000000" w:space="0" w:sz="4" w:val="single"/>
+              <w:right w:color="000000" w:space="0" w:sz="4" w:val="single"/>
+            </w:tcBorders>
+            <w:shd w:fill="auto" w:val="clear"/>
+            <w:vAlign w:val="center"/>
+          </w:tcPr>
+          <w:p>
+            <w:pPr>
+              <w:jc w:val="center"/>
+            </w:pPr>
+            <w:r>
+              <w:rPr>
+                <w:rFonts w:ascii="標楷體" w:hAnsi="標楷體" w:eastAsia="標楷體"/>
+              </w:rPr>
+              <w:t>25</w:t>
+            </w:r>
+          </w:p>
+        </w:tc>
+        <w:tc>
+          <w:tcPr>
+            <w:tcBorders>
+              <w:top w:color="000000" w:space="0" w:sz="4" w:val="single"/>
+              <w:left w:color="000000" w:space="0" w:sz="0" w:val="nil"/>
+              <w:bottom w:color="000000" w:space="0" w:sz="4" w:val="single"/>
+              <w:right w:color="000000" w:space="0" w:sz="4" w:val="single"/>
+            </w:tcBorders>
+            <w:shd w:fill="auto" w:val="clear"/>
+            <w:vAlign w:val="center"/>
+          </w:tcPr>
+          <w:p>
+            <w:pPr>
+              <w:jc w:val="center"/>
+            </w:pPr>
+            <w:r>
+              <w:rPr>
+                <w:rFonts w:ascii="標楷體" w:hAnsi="標楷體" w:eastAsia="標楷體"/>
+              </w:rPr>
+              <w:t>75</w:t>
+            </w:r>
+          </w:p>
+        </w:tc>
+        <w:tc>
+          <w:tcPr>
+            <w:tcBorders>
+              <w:top w:color="000000" w:space="0" w:sz="4" w:val="single"/>
+              <w:left w:color="000000" w:space="0" w:sz="0" w:val="nil"/>
+              <w:bottom w:color="000000" w:space="0" w:sz="4" w:val="single"/>
+              <w:right w:color="000000" w:space="0" w:sz="4" w:val="single"/>
+            </w:tcBorders>
+            <w:shd w:fill="auto" w:val="clear"/>
+            <w:vAlign w:val="center"/>
+          </w:tcPr>
+          <w:p>
+            <w:pPr>
+              <w:jc w:val="center"/>
+            </w:pPr>
+            <w:r>
+              <w:rPr>
+                <w:rFonts w:ascii="標楷體" w:hAnsi="標楷體" w:eastAsia="標楷體"/>
+              </w:rPr>
               <w:t>A4彩印</w:t>
             </w:r>
           </w:p>
@@ -4563,16 +4529,76 @@
         <w:tc>
           <w:tcPr>
             <w:tcBorders>
-              <w:top w:color="000000" w:space="0" w:sz="0" w:val="nil"/>
-              <w:left w:color="000000" w:space="0" w:sz="0" w:val="nil"/>
-              <w:bottom w:color="000000" w:space="0" w:sz="4" w:val="single"/>
-              <w:right w:color="000000" w:space="0" w:sz="4" w:val="single"/>
-            </w:tcBorders>
-            <w:shd w:fill="auto" w:val="clear"/>
-            <w:vAlign w:val="bottom"/>
-          </w:tcPr>
-          <w:p>
-            <w:r>
+              <w:top w:color="000000" w:space="0" w:sz="4" w:val="single"/>
+              <w:left w:color="000000" w:space="0" w:sz="0" w:val="nil"/>
+              <w:bottom w:color="000000" w:space="0" w:sz="4" w:val="single"/>
+              <w:right w:color="000000" w:space="0" w:sz="4" w:val="single"/>
+            </w:tcBorders>
+            <w:shd w:fill="auto" w:val="clear"/>
+            <w:vAlign w:val="center"/>
+            <w:vMerge w:val="restart"/>
+          </w:tcPr>
+          <w:p>
+            <w:pPr>
+              <w:jc w:val="center"/>
+            </w:pPr>
+            <w:r>
+              <w:rPr>
+                <w:rFonts w:ascii="標楷體" w:hAnsi="標楷體" w:eastAsia="標楷體"/>
+              </w:rPr>
+              <w:t>T-0-4</w:t>
+            </w:r>
+          </w:p>
+        </w:tc>
+      </w:tr>
+      <w:tr>
+        <w:trPr>
+          <w:cantSplit w:val="0"/>
+          <w:trHeight w:val="308.9999999999999" w:hRule="atLeast"/>
+          <w:tblHeader w:val="0"/>
+        </w:trPr>
+        <w:tc>
+          <w:tcPr>
+            <w:tcBorders>
+              <w:top w:color="000000" w:space="0" w:sz="0" w:val="nil"/>
+              <w:left w:color="000000" w:space="0" w:sz="4" w:val="single"/>
+              <w:bottom w:color="000000" w:space="0" w:sz="4" w:val="single"/>
+              <w:right w:color="000000" w:space="0" w:sz="4" w:val="single"/>
+            </w:tcBorders>
+            <w:shd w:fill="auto" w:val="clear"/>
+            <w:vAlign w:val="center"/>
+            <w:vMerge w:val="continue"/>
+          </w:tcPr>
+          <w:p>
+            <w:pPr>
+              <w:jc w:val="center"/>
+            </w:pPr>
+            <w:r>
+              <w:rPr>
+                <w:rFonts w:ascii="標楷體" w:hAnsi="標楷體" w:eastAsia="標楷體"/>
+              </w:rPr>
+            </w:r>
+          </w:p>
+        </w:tc>
+        <w:tc>
+          <w:tcPr>
+            <w:tcBorders>
+              <w:top w:color="000000" w:space="0" w:sz="0" w:val="nil"/>
+              <w:left w:color="000000" w:space="0" w:sz="0" w:val="nil"/>
+              <w:bottom w:color="000000" w:space="0" w:sz="4" w:val="single"/>
+              <w:right w:color="000000" w:space="0" w:sz="4" w:val="single"/>
+            </w:tcBorders>
+            <w:shd w:fill="auto" w:val="clear"/>
+            <w:vAlign w:val="center"/>
+          </w:tcPr>
+          <w:p>
+            <w:pPr>
+              <w:jc w:val="center"/>
+            </w:pPr>
+            <w:r>
+              <w:rPr>
+                <w:rFonts w:ascii="標楷體" w:hAnsi="標楷體" w:eastAsia="標楷體"/>
+              </w:rPr>
               <w:t>2</w:t>
             </w:r>
           </w:p>
@@ -4586,10 +4612,16 @@
               <w:right w:color="000000" w:space="0" w:sz="4" w:val="single"/>
             </w:tcBorders>
             <w:shd w:fill="auto" w:val="clear"/>
-            <w:vAlign w:val="bottom"/>
-          </w:tcPr>
-          <w:p>
-            <w:r>
+            <w:vAlign w:val="center"/>
+          </w:tcPr>
+          <w:p>
+            <w:pPr>
+              <w:jc w:val="center"/>
+            </w:pPr>
+            <w:r>
+              <w:rPr>
+                <w:rFonts w:ascii="標楷體" w:hAnsi="標楷體" w:eastAsia="標楷體"/>
+              </w:rPr>
               <w:t>25</w:t>
             </w:r>
           </w:p>
@@ -4603,10 +4635,16 @@
               <w:right w:color="000000" w:space="0" w:sz="4" w:val="single"/>
             </w:tcBorders>
             <w:shd w:fill="auto" w:val="clear"/>
-            <w:vAlign w:val="bottom"/>
-          </w:tcPr>
-          <w:p>
-            <w:r>
+            <w:vAlign w:val="center"/>
+          </w:tcPr>
+          <w:p>
+            <w:pPr>
+              <w:jc w:val="center"/>
+            </w:pPr>
+            <w:r>
+              <w:rPr>
+                <w:rFonts w:ascii="標楷體" w:hAnsi="標楷體" w:eastAsia="標楷體"/>
+              </w:rPr>
               <w:t>50</w:t>
             </w:r>
           </w:p>
@@ -4620,10 +4658,18 @@
               <w:right w:color="000000" w:space="0" w:sz="4" w:val="single"/>
             </w:tcBorders>
             <w:shd w:fill="auto" w:val="clear"/>
-            <w:vAlign w:val="bottom"/>
-          </w:tcPr>
-          <w:p>
-            <w:r/>
+            <w:vAlign w:val="center"/>
+          </w:tcPr>
+          <w:p>
+            <w:pPr>
+              <w:jc w:val="center"/>
+            </w:pPr>
+            <w:r>
+              <w:rPr>
+                <w:rFonts w:ascii="標楷體" w:hAnsi="標楷體" w:eastAsia="標楷體"/>
+              </w:rPr>
+              <w:t>A4彩印</w:t>
+            </w:r>
           </w:p>
         </w:tc>
         <w:tc>
@@ -4635,10 +4681,19 @@
               <w:right w:color="000000" w:space="0" w:sz="4" w:val="single"/>
             </w:tcBorders>
             <w:shd w:fill="auto" w:val="clear"/>
-            <w:vAlign w:val="bottom"/>
-          </w:tcPr>
-          <w:p>
-            <w:r/>
+            <w:vAlign w:val="center"/>
+            <w:vMerge w:val="restart"/>
+          </w:tcPr>
+          <w:p>
+            <w:pPr>
+              <w:jc w:val="center"/>
+            </w:pPr>
+            <w:r>
+              <w:rPr>
+                <w:rFonts w:ascii="標楷體" w:hAnsi="標楷體" w:eastAsia="標楷體"/>
+              </w:rPr>
+              <w:t>T-0-5</w:t>
+            </w:r>
           </w:p>
         </w:tc>
       </w:tr>
@@ -4732,7 +4787,7 @@
                 <w:rFonts w:ascii="DFKai-SB" w:cs="DFKai-SB" w:eastAsia="DFKai-SB" w:hAnsi="DFKai-SB"/>
                 <w:rtl w:val="0"/>
               </w:rPr>
-              <w:t>269</w:t>
+              <w:t>251</w:t>
             </w:r>
           </w:p>
         </w:tc>
@@ -4869,46 +4924,14 @@
                 <w:rFonts w:ascii="DFKai-SB" w:cs="DFKai-SB" w:eastAsia="DFKai-SB" w:hAnsi="DFKai-SB"/>
                 <w:rtl w:val="0"/>
               </w:rPr>
-            </w:r>
-            <w:r>
-              <w:rPr>
-                <w:rFonts w:ascii="DFKai-SB" w:cs="DFKai-SB" w:eastAsia="DFKai-SB" w:hAnsi="DFKai-SB"/>
-                <w:color w:val="000000"/>
-                <w:rtl w:val="0"/>
-              </w:rPr>
-            </w:r>
-            <w:r>
-              <w:rPr>
-                <w:color w:val="FF0000"/>
-              </w:rPr>
-            </w:r>
-            <w:r/>
-            <w:r>
-              <w:rPr>
-                <w:color w:val="FF0000"/>
-              </w:rPr>
-            </w:r>
-            <w:r/>
-            <w:r>
-              <w:rPr>
-                <w:color w:val="FF0000"/>
-              </w:rPr>
-            </w:r>
-            <w:r/>
-            <w:r>
-              <w:rPr>
-                <w:color w:val="FF0000"/>
-              </w:rPr>
-            </w:r>
-            <w:r/>
-            <w:r>
-              <w:rPr>
-                <w:color w:val="FF0000"/>
-              </w:rPr>
-              <w:t>{{結餘_餘額}}</w:t>
-            </w:r>
-            <w:r>
-              <w:t>元</w:t>
+              <w:t>749元</w:t>
+            </w:r>
+            <w:r>
+              <w:rPr>
+                <w:rFonts w:ascii="DFKai-SB" w:cs="DFKai-SB" w:eastAsia="DFKai-SB" w:hAnsi="DFKai-SB"/>
+                <w:color w:val="000000"/>
+                <w:rtl w:val="0"/>
+              </w:rPr>
             </w:r>
           </w:p>
         </w:tc>
@@ -4977,37 +5000,12 @@
                 <w:rFonts w:ascii="DFKai-SB" w:cs="DFKai-SB" w:eastAsia="DFKai-SB" w:hAnsi="DFKai-SB"/>
                 <w:rtl w:val="0"/>
               </w:rPr>
-            </w:r>
-            <w:r>
-              <w:rPr>
-                <w:rtl w:val="0"/>
-              </w:rPr>
-            </w:r>
-            <w:r>
-              <w:rPr>
-                <w:color w:val="FF0000"/>
-              </w:rPr>
-            </w:r>
-            <w:r>
-              <w:rPr>
-                <w:color w:val="FF0000"/>
-              </w:rPr>
-            </w:r>
-            <w:r>
-              <w:rPr>
-                <w:color w:val="FF0000"/>
-              </w:rPr>
-            </w:r>
-            <w:r>
-              <w:rPr>
-                <w:color w:val="FF0000"/>
-              </w:rPr>
-            </w:r>
-            <w:r>
-              <w:rPr>
-                <w:color w:val="FF0000"/>
-              </w:rPr>
-              <w:t>{{結餘_處理方式}}</w:t>
+              <w:t>返回社上</w:t>
+            </w:r>
+            <w:r>
+              <w:rPr>
+                <w:rtl w:val="0"/>
+              </w:rPr>
             </w:r>
           </w:p>
         </w:tc>
@@ -5148,46 +5146,14 @@
                 <w:rFonts w:ascii="DFKai-SB" w:cs="DFKai-SB" w:eastAsia="DFKai-SB" w:hAnsi="DFKai-SB"/>
                 <w:rtl w:val="0"/>
               </w:rPr>
-            </w:r>
-            <w:r>
-              <w:rPr>
-                <w:rFonts w:ascii="DFKai-SB" w:cs="DFKai-SB" w:eastAsia="DFKai-SB" w:hAnsi="DFKai-SB"/>
-                <w:color w:val="000000"/>
-                <w:rtl w:val="0"/>
-              </w:rPr>
-            </w:r>
-            <w:r>
-              <w:rPr>
-                <w:color w:val="FF0000"/>
-              </w:rPr>
-            </w:r>
-            <w:r/>
-            <w:r>
-              <w:rPr>
-                <w:color w:val="FF0000"/>
-              </w:rPr>
-            </w:r>
-            <w:r/>
-            <w:r>
-              <w:rPr>
-                <w:color w:val="FF0000"/>
-              </w:rPr>
-            </w:r>
-            <w:r/>
-            <w:r>
-              <w:rPr>
-                <w:color w:val="FF0000"/>
-              </w:rPr>
-            </w:r>
-            <w:r/>
-            <w:r>
-              <w:rPr>
-                <w:color w:val="FF0000"/>
-              </w:rPr>
-              <w:t>{{超支_金額}}</w:t>
-            </w:r>
-            <w:r>
-              <w:t>元</w:t>
+              <w:t>0元</w:t>
+            </w:r>
+            <w:r>
+              <w:rPr>
+                <w:rFonts w:ascii="DFKai-SB" w:cs="DFKai-SB" w:eastAsia="DFKai-SB" w:hAnsi="DFKai-SB"/>
+                <w:color w:val="000000"/>
+                <w:rtl w:val="0"/>
+              </w:rPr>
             </w:r>
           </w:p>
         </w:tc>
@@ -5256,37 +5222,12 @@
                 <w:rFonts w:ascii="DFKai-SB" w:cs="DFKai-SB" w:eastAsia="DFKai-SB" w:hAnsi="DFKai-SB"/>
                 <w:rtl w:val="0"/>
               </w:rPr>
-            </w:r>
-            <w:r>
-              <w:rPr>
-                <w:rtl w:val="0"/>
-              </w:rPr>
-            </w:r>
-            <w:r>
-              <w:rPr>
-                <w:color w:val="FF0000"/>
-              </w:rPr>
-            </w:r>
-            <w:r>
-              <w:rPr>
-                <w:color w:val="FF0000"/>
-              </w:rPr>
-            </w:r>
-            <w:r>
-              <w:rPr>
-                <w:color w:val="FF0000"/>
-              </w:rPr>
-            </w:r>
-            <w:r>
-              <w:rPr>
-                <w:color w:val="FF0000"/>
-              </w:rPr>
-            </w:r>
-            <w:r>
-              <w:rPr>
-                <w:color w:val="FF0000"/>
-              </w:rPr>
-              <w:t>{{超支_處理方式}}</w:t>
+              <w:t>無</w:t>
+            </w:r>
+            <w:r>
+              <w:rPr>
+                <w:rtl w:val="0"/>
+              </w:rPr>
             </w:r>
           </w:p>
         </w:tc>
@@ -5548,15 +5489,7 @@
           <w:rFonts w:ascii="DFKai-SB" w:cs="DFKai-SB" w:eastAsia="DFKai-SB" w:hAnsi="DFKai-SB"/>
           <w:rtl w:val="0"/>
         </w:rPr>
-      </w:r>
-      <w:r>
-        <w:t>核備日期：</w:t>
-      </w:r>
-      <w:r>
-        <w:rPr>
-          <w:color w:val="FF0000"/>
-        </w:rPr>
-        <w:t>{{核備日期_決算}}</w:t>
+        <w:t>核備日期：115年3月1日</w:t>
       </w:r>
     </w:p>
     <w:p>
